--- a/klagomål/A 14731-2026 FSC-klagomål.docx
+++ b/klagomål/A 14731-2026 FSC-klagomål.docx
@@ -713,7 +713,7 @@
     <w:r>
       <w:tab/>
       <w:tab/>
-      <w:t>2026-04-02</w:t>
+      <w:t>2026-04-03</w:t>
       <w:br/>
       <w:br/>
     </w:r>

--- a/klagomål/A 14731-2026 FSC-klagomål.docx
+++ b/klagomål/A 14731-2026 FSC-klagomål.docx
@@ -713,7 +713,7 @@
     <w:r>
       <w:tab/>
       <w:tab/>
-      <w:t>2026-04-03</w:t>
+      <w:t>2026-04-04</w:t>
       <w:br/>
       <w:br/>
     </w:r>

--- a/klagomål/A 14731-2026 FSC-klagomål.docx
+++ b/klagomål/A 14731-2026 FSC-klagomål.docx
@@ -713,7 +713,7 @@
     <w:r>
       <w:tab/>
       <w:tab/>
-      <w:t>2026-04-04</w:t>
+      <w:t>2026-04-05</w:t>
       <w:br/>
       <w:br/>
     </w:r>

--- a/klagomål/A 14731-2026 FSC-klagomål.docx
+++ b/klagomål/A 14731-2026 FSC-klagomål.docx
@@ -713,7 +713,7 @@
     <w:r>
       <w:tab/>
       <w:tab/>
-      <w:t>2026-04-05</w:t>
+      <w:t>2026-04-06</w:t>
       <w:br/>
       <w:br/>
     </w:r>

--- a/klagomål/A 14731-2026 FSC-klagomål.docx
+++ b/klagomål/A 14731-2026 FSC-klagomål.docx
@@ -251,10 +251,21 @@
         <w:rPr>
           <w:b/>
         </w:rPr>
-        <w:t>Kryddspindling</w:t>
+        <w:t>Fjällig taggsvamp s.str. (NT)</w:t>
       </w:r>
       <w:r>
-        <w:t xml:space="preserve"> signalerar örtrika granskogar som normalt har höga naturvärden. Oftast växer den i äldre granskog på kalkrikt underlag och svampen är en mycket användbar signalart för denna miljö. Den utgör en viktig karaktärsart för all äldre kalkbarrskog med lång trädkontinuitet av gran. På lokalerna förekommer nästan alltid många ovanliga och rödlistade arter. Kryddspindling är typisk art för </w:t>
+        <w:t xml:space="preserve"> bildar mykorrhiza med gran i granskog och barrblandskog, främst på frisk näringsrik mark i äldre skog med lång trädkontinuitet. Den totala populationen i landet har minskat och bedöms fortsätta minska till följd av avverkning av äldre barrskogar. Minskningstakten för den svenska populationen bedöms vara nära gränsvärdet för sårbar (VU) (SLU Artdatabanken, 2026).</w:t>
+      </w:r>
+    </w:p>
+    <w:p>
+      <w:r>
+        <w:rPr>
+          <w:b/>
+        </w:rPr>
+        <w:t>Kryddspindling (NT)</w:t>
+      </w:r>
+      <w:r>
+        <w:t xml:space="preserve"> signalerar örtrika granskogar som normalt har höga naturvärden. Oftast växer den i äldre granskog på kalkrikt underlag och svampen är en mycket användbar signalart för denna miljö. Den utgör en viktig karaktärsart för all äldre kalkbarrskog med lång trädkontinuitet av gran. På lokalerna förekommer nästan alltid många ovanliga och rödlistade arter. Den totala populationen i landet har minskat och bedöms fortsätta minska till följd av avverkning av äldre barrskogar. Kryddspindling är typisk art för </w:t>
       </w:r>
       <w:r>
         <w:rPr>
@@ -263,7 +274,18 @@
         <w:t xml:space="preserve">9050 Näringsrik granskog </w:t>
       </w:r>
       <w:r>
-        <w:t>(Nitare &amp; Skogsstyrelsen, 2000; SLU Artdatabanken, 2025).</w:t>
+        <w:t>(Nitare &amp; Skogsstyrelsen, 2000; SLU Artdatabanken, 2026).</w:t>
+      </w:r>
+    </w:p>
+    <w:p>
+      <w:r>
+        <w:rPr>
+          <w:b/>
+        </w:rPr>
+        <w:t xml:space="preserve">Skarp dropptaggsvamp (NT) </w:t>
+      </w:r>
+      <w:r>
+        <w:t>bildar mykorrhiza med både gran och tall, främst i barrskogar med trädkontinuitet. Arten uppträder dels i näringsrik kalkbarrskog och dels i sur lavtallskog. Kalkbarrskogarna är ofta grandominerade, olikåldriga och skiktade på frisk mark med ett örtrikt vegetationsskikt. Lavtallskogarna är i regel magra, torra, ljusöppna och ofta brandpräglade. Den totala populationen i landet har minskat och bedöms fortsätta minska till följd av avverkning av äldre barrskogar. Arten har begränsad förmåga att återetablera sig efter slutavverkning eller andra storskaliga skogsbruksåtgärder. Det saknas indikationer på att arten långsiktigt kan etablera eller reproducera sig i skogsbestånd som brukas med metoder som trakthyggesbruk, markberedning, gödsling eller föryngring med förädlat plantmaterial. Minskningstakten för den svenska populationen bedöms vara nära gränsvärdet för Sårbar (VU) (SLU Artdatabanken, 2026).</w:t>
       </w:r>
     </w:p>
     <w:p>
@@ -713,7 +735,7 @@
     <w:r>
       <w:tab/>
       <w:tab/>
-      <w:t>2026-04-06</w:t>
+      <w:t>2026-04-07</w:t>
       <w:br/>
       <w:br/>
     </w:r>

--- a/klagomål/A 14731-2026 FSC-klagomål.docx
+++ b/klagomål/A 14731-2026 FSC-klagomål.docx
@@ -735,7 +735,7 @@
     <w:r>
       <w:tab/>
       <w:tab/>
-      <w:t>2026-04-07</w:t>
+      <w:t>2026-04-08</w:t>
       <w:br/>
       <w:br/>
     </w:r>

--- a/klagomål/A 14731-2026 FSC-klagomål.docx
+++ b/klagomål/A 14731-2026 FSC-klagomål.docx
@@ -735,7 +735,7 @@
     <w:r>
       <w:tab/>
       <w:tab/>
-      <w:t>2026-04-08</w:t>
+      <w:t>2026-04-09</w:t>
       <w:br/>
       <w:br/>
     </w:r>

--- a/klagomål/A 14731-2026 FSC-klagomål.docx
+++ b/klagomål/A 14731-2026 FSC-klagomål.docx
@@ -735,7 +735,7 @@
     <w:r>
       <w:tab/>
       <w:tab/>
-      <w:t>2026-04-09</w:t>
+      <w:t>2026-04-10</w:t>
       <w:br/>
       <w:br/>
     </w:r>

--- a/klagomål/A 14731-2026 FSC-klagomål.docx
+++ b/klagomål/A 14731-2026 FSC-klagomål.docx
@@ -735,7 +735,7 @@
     <w:r>
       <w:tab/>
       <w:tab/>
-      <w:t>2026-04-10</w:t>
+      <w:t>2026-04-11</w:t>
       <w:br/>
       <w:br/>
     </w:r>

--- a/klagomål/A 14731-2026 FSC-klagomål.docx
+++ b/klagomål/A 14731-2026 FSC-klagomål.docx
@@ -735,7 +735,7 @@
     <w:r>
       <w:tab/>
       <w:tab/>
-      <w:t>2026-04-14</w:t>
+      <w:t>2026-04-15</w:t>
       <w:br/>
       <w:br/>
     </w:r>

--- a/klagomål/A 14731-2026 FSC-klagomål.docx
+++ b/klagomål/A 14731-2026 FSC-klagomål.docx
@@ -735,7 +735,7 @@
     <w:r>
       <w:tab/>
       <w:tab/>
-      <w:t>2026-04-15</w:t>
+      <w:t>2026-04-16</w:t>
       <w:br/>
       <w:br/>
     </w:r>

--- a/klagomål/A 14731-2026 FSC-klagomål.docx
+++ b/klagomål/A 14731-2026 FSC-klagomål.docx
@@ -735,7 +735,7 @@
     <w:r>
       <w:tab/>
       <w:tab/>
-      <w:t>2026-04-16</w:t>
+      <w:t>2026-04-17</w:t>
       <w:br/>
       <w:br/>
     </w:r>

--- a/klagomål/A 14731-2026 FSC-klagomål.docx
+++ b/klagomål/A 14731-2026 FSC-klagomål.docx
@@ -735,7 +735,7 @@
     <w:r>
       <w:tab/>
       <w:tab/>
-      <w:t>2026-04-17</w:t>
+      <w:t>2026-04-18</w:t>
       <w:br/>
       <w:br/>
     </w:r>

--- a/klagomål/A 14731-2026 FSC-klagomål.docx
+++ b/klagomål/A 14731-2026 FSC-klagomål.docx
@@ -735,7 +735,7 @@
     <w:r>
       <w:tab/>
       <w:tab/>
-      <w:t>2026-04-18</w:t>
+      <w:t>2026-04-19</w:t>
       <w:br/>
       <w:br/>
     </w:r>

--- a/klagomål/A 14731-2026 FSC-klagomål.docx
+++ b/klagomål/A 14731-2026 FSC-klagomål.docx
@@ -735,7 +735,7 @@
     <w:r>
       <w:tab/>
       <w:tab/>
-      <w:t>2026-04-19</w:t>
+      <w:t>2026-04-20</w:t>
       <w:br/>
       <w:br/>
     </w:r>

--- a/klagomål/A 14731-2026 FSC-klagomål.docx
+++ b/klagomål/A 14731-2026 FSC-klagomål.docx
@@ -735,7 +735,7 @@
     <w:r>
       <w:tab/>
       <w:tab/>
-      <w:t>2026-04-20</w:t>
+      <w:t>2026-04-21</w:t>
       <w:br/>
       <w:br/>
     </w:r>

--- a/klagomål/A 14731-2026 FSC-klagomål.docx
+++ b/klagomål/A 14731-2026 FSC-klagomål.docx
@@ -735,7 +735,7 @@
     <w:r>
       <w:tab/>
       <w:tab/>
-      <w:t>2026-04-21</w:t>
+      <w:t>2026-04-22</w:t>
       <w:br/>
       <w:br/>
     </w:r>

--- a/klagomål/A 14731-2026 FSC-klagomål.docx
+++ b/klagomål/A 14731-2026 FSC-klagomål.docx
@@ -735,7 +735,7 @@
     <w:r>
       <w:tab/>
       <w:tab/>
-      <w:t>2026-04-22</w:t>
+      <w:t>2026-04-23</w:t>
       <w:br/>
       <w:br/>
     </w:r>

--- a/klagomål/A 14731-2026 FSC-klagomål.docx
+++ b/klagomål/A 14731-2026 FSC-klagomål.docx
@@ -735,7 +735,7 @@
     <w:r>
       <w:tab/>
       <w:tab/>
-      <w:t>2026-04-23</w:t>
+      <w:t>2026-04-24</w:t>
       <w:br/>
       <w:br/>
     </w:r>

--- a/klagomål/A 14731-2026 FSC-klagomål.docx
+++ b/klagomål/A 14731-2026 FSC-klagomål.docx
@@ -735,7 +735,7 @@
     <w:r>
       <w:tab/>
       <w:tab/>
-      <w:t>2026-04-24</w:t>
+      <w:t>2026-04-25</w:t>
       <w:br/>
       <w:br/>
     </w:r>

--- a/klagomål/A 14731-2026 FSC-klagomål.docx
+++ b/klagomål/A 14731-2026 FSC-klagomål.docx
@@ -735,7 +735,7 @@
     <w:r>
       <w:tab/>
       <w:tab/>
-      <w:t>2026-04-25</w:t>
+      <w:t>2026-04-26</w:t>
       <w:br/>
       <w:br/>
     </w:r>

--- a/klagomål/A 14731-2026 FSC-klagomål.docx
+++ b/klagomål/A 14731-2026 FSC-klagomål.docx
@@ -735,7 +735,7 @@
     <w:r>
       <w:tab/>
       <w:tab/>
-      <w:t>2026-04-26</w:t>
+      <w:t>2026-04-27</w:t>
       <w:br/>
       <w:br/>
     </w:r>

--- a/klagomål/A 14731-2026 FSC-klagomål.docx
+++ b/klagomål/A 14731-2026 FSC-klagomål.docx
@@ -735,7 +735,7 @@
     <w:r>
       <w:tab/>
       <w:tab/>
-      <w:t>2026-04-27</w:t>
+      <w:t>2026-04-28</w:t>
       <w:br/>
       <w:br/>
     </w:r>

--- a/klagomål/A 14731-2026 FSC-klagomål.docx
+++ b/klagomål/A 14731-2026 FSC-klagomål.docx
@@ -735,7 +735,7 @@
     <w:r>
       <w:tab/>
       <w:tab/>
-      <w:t>2026-04-28</w:t>
+      <w:t>2026-04-29</w:t>
       <w:br/>
       <w:br/>
     </w:r>

--- a/klagomål/A 14731-2026 FSC-klagomål.docx
+++ b/klagomål/A 14731-2026 FSC-klagomål.docx
@@ -735,7 +735,7 @@
     <w:r>
       <w:tab/>
       <w:tab/>
-      <w:t>2026-04-29</w:t>
+      <w:t>2026-04-30</w:t>
       <w:br/>
       <w:br/>
     </w:r>

--- a/klagomål/A 14731-2026 FSC-klagomål.docx
+++ b/klagomål/A 14731-2026 FSC-klagomål.docx
@@ -735,7 +735,7 @@
     <w:r>
       <w:tab/>
       <w:tab/>
-      <w:t>2026-04-30</w:t>
+      <w:t>2026-05-01</w:t>
       <w:br/>
       <w:br/>
     </w:r>

--- a/klagomål/A 14731-2026 FSC-klagomål.docx
+++ b/klagomål/A 14731-2026 FSC-klagomål.docx
@@ -735,7 +735,7 @@
     <w:r>
       <w:tab/>
       <w:tab/>
-      <w:t>2026-05-01</w:t>
+      <w:t>2026-05-02</w:t>
       <w:br/>
       <w:br/>
     </w:r>

--- a/klagomål/A 14731-2026 FSC-klagomål.docx
+++ b/klagomål/A 14731-2026 FSC-klagomål.docx
@@ -735,7 +735,7 @@
     <w:r>
       <w:tab/>
       <w:tab/>
-      <w:t>2026-05-02</w:t>
+      <w:t>2026-05-03</w:t>
       <w:br/>
       <w:br/>
     </w:r>

--- a/klagomål/A 14731-2026 FSC-klagomål.docx
+++ b/klagomål/A 14731-2026 FSC-klagomål.docx
@@ -735,7 +735,7 @@
     <w:r>
       <w:tab/>
       <w:tab/>
-      <w:t>2026-05-03</w:t>
+      <w:t>2026-05-04</w:t>
       <w:br/>
       <w:br/>
     </w:r>

--- a/klagomål/A 14731-2026 FSC-klagomål.docx
+++ b/klagomål/A 14731-2026 FSC-klagomål.docx
@@ -735,7 +735,7 @@
     <w:r>
       <w:tab/>
       <w:tab/>
-      <w:t>2026-05-04</w:t>
+      <w:t>2026-05-05</w:t>
       <w:br/>
       <w:br/>
     </w:r>

--- a/klagomål/A 14731-2026 FSC-klagomål.docx
+++ b/klagomål/A 14731-2026 FSC-klagomål.docx
@@ -735,7 +735,7 @@
     <w:r>
       <w:tab/>
       <w:tab/>
-      <w:t>2026-05-05</w:t>
+      <w:t>2026-05-06</w:t>
       <w:br/>
       <w:br/>
     </w:r>

--- a/klagomål/A 14731-2026 FSC-klagomål.docx
+++ b/klagomål/A 14731-2026 FSC-klagomål.docx
@@ -735,7 +735,7 @@
     <w:r>
       <w:tab/>
       <w:tab/>
-      <w:t>2026-05-06</w:t>
+      <w:t>2026-05-07</w:t>
       <w:br/>
       <w:br/>
     </w:r>

--- a/klagomål/A 14731-2026 FSC-klagomål.docx
+++ b/klagomål/A 14731-2026 FSC-klagomål.docx
@@ -735,7 +735,7 @@
     <w:r>
       <w:tab/>
       <w:tab/>
-      <w:t>2026-05-07</w:t>
+      <w:t>2026-05-08</w:t>
       <w:br/>
       <w:br/>
     </w:r>

--- a/klagomål/A 14731-2026 FSC-klagomål.docx
+++ b/klagomål/A 14731-2026 FSC-klagomål.docx
@@ -735,7 +735,7 @@
     <w:r>
       <w:tab/>
       <w:tab/>
-      <w:t>2026-05-08</w:t>
+      <w:t>2026-05-09</w:t>
       <w:br/>
       <w:br/>
     </w:r>

--- a/klagomål/A 14731-2026 FSC-klagomål.docx
+++ b/klagomål/A 14731-2026 FSC-klagomål.docx
@@ -735,7 +735,7 @@
     <w:r>
       <w:tab/>
       <w:tab/>
-      <w:t>2026-05-09</w:t>
+      <w:t>2026-05-10</w:t>
       <w:br/>
       <w:br/>
     </w:r>

--- a/klagomål/A 14731-2026 FSC-klagomål.docx
+++ b/klagomål/A 14731-2026 FSC-klagomål.docx
@@ -735,7 +735,7 @@
     <w:r>
       <w:tab/>
       <w:tab/>
-      <w:t>2026-05-10</w:t>
+      <w:t>2026-05-11</w:t>
       <w:br/>
       <w:br/>
     </w:r>

--- a/klagomål/A 14731-2026 FSC-klagomål.docx
+++ b/klagomål/A 14731-2026 FSC-klagomål.docx
@@ -735,7 +735,7 @@
     <w:r>
       <w:tab/>
       <w:tab/>
-      <w:t>2026-05-11</w:t>
+      <w:t>2026-05-12</w:t>
       <w:br/>
       <w:br/>
     </w:r>

--- a/klagomål/A 14731-2026 FSC-klagomål.docx
+++ b/klagomål/A 14731-2026 FSC-klagomål.docx
@@ -735,7 +735,7 @@
     <w:r>
       <w:tab/>
       <w:tab/>
-      <w:t>2026-05-12</w:t>
+      <w:t>2026-05-13</w:t>
       <w:br/>
       <w:br/>
     </w:r>

--- a/klagomål/A 14731-2026 FSC-klagomål.docx
+++ b/klagomål/A 14731-2026 FSC-klagomål.docx
@@ -735,7 +735,7 @@
     <w:r>
       <w:tab/>
       <w:tab/>
-      <w:t>2026-05-13</w:t>
+      <w:t>2026-05-16</w:t>
       <w:br/>
       <w:br/>
     </w:r>

--- a/klagomål/A 14731-2026 FSC-klagomål.docx
+++ b/klagomål/A 14731-2026 FSC-klagomål.docx
@@ -735,7 +735,7 @@
     <w:r>
       <w:tab/>
       <w:tab/>
-      <w:t>2026-05-16</w:t>
+      <w:t>2026-05-17</w:t>
       <w:br/>
       <w:br/>
     </w:r>

--- a/klagomål/A 14731-2026 FSC-klagomål.docx
+++ b/klagomål/A 14731-2026 FSC-klagomål.docx
@@ -735,7 +735,7 @@
     <w:r>
       <w:tab/>
       <w:tab/>
-      <w:t>2026-05-17</w:t>
+      <w:t>2026-05-18</w:t>
       <w:br/>
       <w:br/>
     </w:r>

--- a/klagomål/A 14731-2026 FSC-klagomål.docx
+++ b/klagomål/A 14731-2026 FSC-klagomål.docx
@@ -735,7 +735,7 @@
     <w:r>
       <w:tab/>
       <w:tab/>
-      <w:t>2026-05-18</w:t>
+      <w:t>2026-05-19</w:t>
       <w:br/>
       <w:br/>
     </w:r>

--- a/klagomål/A 14731-2026 FSC-klagomål.docx
+++ b/klagomål/A 14731-2026 FSC-klagomål.docx
@@ -735,7 +735,7 @@
     <w:r>
       <w:tab/>
       <w:tab/>
-      <w:t>2026-05-19</w:t>
+      <w:t>2026-05-20</w:t>
       <w:br/>
       <w:br/>
     </w:r>

--- a/klagomål/A 14731-2026 FSC-klagomål.docx
+++ b/klagomål/A 14731-2026 FSC-klagomål.docx
@@ -735,7 +735,7 @@
     <w:r>
       <w:tab/>
       <w:tab/>
-      <w:t>2026-05-20</w:t>
+      <w:t>2026-05-21</w:t>
       <w:br/>
       <w:br/>
     </w:r>

--- a/klagomål/A 14731-2026 FSC-klagomål.docx
+++ b/klagomål/A 14731-2026 FSC-klagomål.docx
@@ -735,7 +735,7 @@
     <w:r>
       <w:tab/>
       <w:tab/>
-      <w:t>2026-05-21</w:t>
+      <w:t>2026-05-22</w:t>
       <w:br/>
       <w:br/>
     </w:r>

--- a/klagomål/A 14731-2026 FSC-klagomål.docx
+++ b/klagomål/A 14731-2026 FSC-klagomål.docx
@@ -735,7 +735,7 @@
     <w:r>
       <w:tab/>
       <w:tab/>
-      <w:t>2026-05-22</w:t>
+      <w:t>2026-05-23</w:t>
       <w:br/>
       <w:br/>
     </w:r>

--- a/klagomål/A 14731-2026 FSC-klagomål.docx
+++ b/klagomål/A 14731-2026 FSC-klagomål.docx
@@ -735,7 +735,7 @@
     <w:r>
       <w:tab/>
       <w:tab/>
-      <w:t>2026-05-23</w:t>
+      <w:t>2026-05-24</w:t>
       <w:br/>
       <w:br/>
     </w:r>

--- a/klagomål/A 14731-2026 FSC-klagomål.docx
+++ b/klagomål/A 14731-2026 FSC-klagomål.docx
@@ -735,7 +735,7 @@
     <w:r>
       <w:tab/>
       <w:tab/>
-      <w:t>2026-05-24</w:t>
+      <w:t>2026-05-25</w:t>
       <w:br/>
       <w:br/>
     </w:r>

--- a/klagomål/A 14731-2026 FSC-klagomål.docx
+++ b/klagomål/A 14731-2026 FSC-klagomål.docx
@@ -735,7 +735,7 @@
     <w:r>
       <w:tab/>
       <w:tab/>
-      <w:t>2026-05-25</w:t>
+      <w:t>2026-05-26</w:t>
       <w:br/>
       <w:br/>
     </w:r>

--- a/klagomål/A 14731-2026 FSC-klagomål.docx
+++ b/klagomål/A 14731-2026 FSC-klagomål.docx
@@ -735,7 +735,7 @@
     <w:r>
       <w:tab/>
       <w:tab/>
-      <w:t>2026-05-26</w:t>
+      <w:t>2026-05-27</w:t>
       <w:br/>
       <w:br/>
     </w:r>

--- a/klagomål/A 14731-2026 FSC-klagomål.docx
+++ b/klagomål/A 14731-2026 FSC-klagomål.docx
@@ -735,7 +735,7 @@
     <w:r>
       <w:tab/>
       <w:tab/>
-      <w:t>2026-05-27</w:t>
+      <w:t>2026-05-28</w:t>
       <w:br/>
       <w:br/>
     </w:r>

--- a/klagomål/A 14731-2026 FSC-klagomål.docx
+++ b/klagomål/A 14731-2026 FSC-klagomål.docx
@@ -735,7 +735,7 @@
     <w:r>
       <w:tab/>
       <w:tab/>
-      <w:t>2026-05-28</w:t>
+      <w:t>2026-05-29</w:t>
       <w:br/>
       <w:br/>
     </w:r>

--- a/klagomål/A 14731-2026 FSC-klagomål.docx
+++ b/klagomål/A 14731-2026 FSC-klagomål.docx
@@ -735,7 +735,7 @@
     <w:r>
       <w:tab/>
       <w:tab/>
-      <w:t>2026-05-29</w:t>
+      <w:t>2026-05-30</w:t>
       <w:br/>
       <w:br/>
     </w:r>

--- a/klagomål/A 14731-2026 FSC-klagomål.docx
+++ b/klagomål/A 14731-2026 FSC-klagomål.docx
@@ -735,7 +735,7 @@
     <w:r>
       <w:tab/>
       <w:tab/>
-      <w:t>2026-05-30</w:t>
+      <w:t>2026-05-31</w:t>
       <w:br/>
       <w:br/>
     </w:r>

--- a/klagomål/A 14731-2026 FSC-klagomål.docx
+++ b/klagomål/A 14731-2026 FSC-klagomål.docx
@@ -735,7 +735,7 @@
     <w:r>
       <w:tab/>
       <w:tab/>
-      <w:t>2026-05-31</w:t>
+      <w:t>2026-06-01</w:t>
       <w:br/>
       <w:br/>
     </w:r>

--- a/klagomål/A 14731-2026 FSC-klagomål.docx
+++ b/klagomål/A 14731-2026 FSC-klagomål.docx
@@ -735,7 +735,7 @@
     <w:r>
       <w:tab/>
       <w:tab/>
-      <w:t>2026-06-01</w:t>
+      <w:t>2026-06-02</w:t>
       <w:br/>
       <w:br/>
     </w:r>

--- a/klagomål/A 14731-2026 FSC-klagomål.docx
+++ b/klagomål/A 14731-2026 FSC-klagomål.docx
@@ -735,7 +735,7 @@
     <w:r>
       <w:tab/>
       <w:tab/>
-      <w:t>2026-06-02</w:t>
+      <w:t>2026-06-03</w:t>
       <w:br/>
       <w:br/>
     </w:r>

--- a/klagomål/A 14731-2026 FSC-klagomål.docx
+++ b/klagomål/A 14731-2026 FSC-klagomål.docx
@@ -735,7 +735,7 @@
     <w:r>
       <w:tab/>
       <w:tab/>
-      <w:t>2026-06-03</w:t>
+      <w:t>2026-06-04</w:t>
       <w:br/>
       <w:br/>
     </w:r>

--- a/klagomål/A 14731-2026 FSC-klagomål.docx
+++ b/klagomål/A 14731-2026 FSC-klagomål.docx
@@ -735,7 +735,7 @@
     <w:r>
       <w:tab/>
       <w:tab/>
-      <w:t>2026-06-04</w:t>
+      <w:t>2026-06-05</w:t>
       <w:br/>
       <w:br/>
     </w:r>

--- a/klagomål/A 14731-2026 FSC-klagomål.docx
+++ b/klagomål/A 14731-2026 FSC-klagomål.docx
@@ -735,7 +735,7 @@
     <w:r>
       <w:tab/>
       <w:tab/>
-      <w:t>2026-06-05</w:t>
+      <w:t>2026-06-06</w:t>
       <w:br/>
       <w:br/>
     </w:r>

--- a/klagomål/A 14731-2026 FSC-klagomål.docx
+++ b/klagomål/A 14731-2026 FSC-klagomål.docx
@@ -735,7 +735,7 @@
     <w:r>
       <w:tab/>
       <w:tab/>
-      <w:t>2026-06-06</w:t>
+      <w:t>2026-06-07</w:t>
       <w:br/>
       <w:br/>
     </w:r>

--- a/klagomål/A 14731-2026 FSC-klagomål.docx
+++ b/klagomål/A 14731-2026 FSC-klagomål.docx
@@ -735,7 +735,7 @@
     <w:r>
       <w:tab/>
       <w:tab/>
-      <w:t>2026-06-07</w:t>
+      <w:t>2026-06-08</w:t>
       <w:br/>
       <w:br/>
     </w:r>

--- a/klagomål/A 14731-2026 FSC-klagomål.docx
+++ b/klagomål/A 14731-2026 FSC-klagomål.docx
@@ -735,7 +735,7 @@
     <w:r>
       <w:tab/>
       <w:tab/>
-      <w:t>2026-06-08</w:t>
+      <w:t>2026-06-09</w:t>
       <w:br/>
       <w:br/>
     </w:r>

--- a/klagomål/A 14731-2026 FSC-klagomål.docx
+++ b/klagomål/A 14731-2026 FSC-klagomål.docx
@@ -735,7 +735,7 @@
     <w:r>
       <w:tab/>
       <w:tab/>
-      <w:t>2026-06-09</w:t>
+      <w:t>2026-06-10</w:t>
       <w:br/>
       <w:br/>
     </w:r>

--- a/klagomål/A 14731-2026 FSC-klagomål.docx
+++ b/klagomål/A 14731-2026 FSC-klagomål.docx
@@ -735,7 +735,7 @@
     <w:r>
       <w:tab/>
       <w:tab/>
-      <w:t>2026-06-10</w:t>
+      <w:t>2026-06-11</w:t>
       <w:br/>
       <w:br/>
     </w:r>

--- a/klagomål/A 14731-2026 FSC-klagomål.docx
+++ b/klagomål/A 14731-2026 FSC-klagomål.docx
@@ -735,7 +735,7 @@
     <w:r>
       <w:tab/>
       <w:tab/>
-      <w:t>2026-06-11</w:t>
+      <w:t>2026-06-12</w:t>
       <w:br/>
       <w:br/>
     </w:r>

--- a/klagomål/A 14731-2026 FSC-klagomål.docx
+++ b/klagomål/A 14731-2026 FSC-klagomål.docx
@@ -735,7 +735,7 @@
     <w:r>
       <w:tab/>
       <w:tab/>
-      <w:t>2026-06-12</w:t>
+      <w:t>2026-06-13</w:t>
       <w:br/>
       <w:br/>
     </w:r>

--- a/klagomål/A 14731-2026 FSC-klagomål.docx
+++ b/klagomål/A 14731-2026 FSC-klagomål.docx
@@ -735,7 +735,7 @@
     <w:r>
       <w:tab/>
       <w:tab/>
-      <w:t>2026-06-15</w:t>
+      <w:t>2026-06-16</w:t>
       <w:br/>
       <w:br/>
     </w:r>

--- a/klagomål/A 14731-2026 FSC-klagomål.docx
+++ b/klagomål/A 14731-2026 FSC-klagomål.docx
@@ -735,7 +735,7 @@
     <w:r>
       <w:tab/>
       <w:tab/>
-      <w:t>2026-06-16</w:t>
+      <w:t>2026-06-17</w:t>
       <w:br/>
       <w:br/>
     </w:r>

--- a/klagomål/A 14731-2026 FSC-klagomål.docx
+++ b/klagomål/A 14731-2026 FSC-klagomål.docx
@@ -1,6 +1,6 @@
 
 <file path=word/document.xml><?xml version="1.0" encoding="utf-8"?>
-<w:document xmlns:wpc="http://schemas.microsoft.com/office/word/2010/wordprocessingCanvas" xmlns:cx="http://schemas.microsoft.com/office/drawing/2014/chartex" xmlns:cx1="http://schemas.microsoft.com/office/drawing/2015/9/8/chartex" xmlns:cx2="http://schemas.microsoft.com/office/drawing/2015/10/21/chartex" xmlns:cx3="http://schemas.microsoft.com/office/drawing/2016/5/9/chartex" xmlns:cx4="http://schemas.microsoft.com/office/drawing/2016/5/10/chartex" xmlns:cx5="http://schemas.microsoft.com/office/drawing/2016/5/11/chartex" xmlns:cx6="http://schemas.microsoft.com/office/drawing/2016/5/12/chartex" xmlns:cx7="http://schemas.microsoft.com/office/drawing/2016/5/13/chartex" xmlns:cx8="http://schemas.microsoft.com/office/drawing/2016/5/14/chartex" xmlns:mc="http://schemas.openxmlformats.org/markup-compatibility/2006" xmlns:aink="http://schemas.microsoft.com/office/drawing/2016/ink" xmlns:am3d="http://schemas.microsoft.com/office/drawing/2017/model3d" xmlns:o="urn:schemas-microsoft-com:office:office" xmlns:oel="http://schemas.microsoft.com/office/2019/extlst" xmlns:r="http://schemas.openxmlformats.org/officeDocument/2006/relationships" xmlns:m="http://schemas.openxmlformats.org/officeDocument/2006/math" xmlns:v="urn:schemas-microsoft-com:vml" xmlns:wp14="http://schemas.microsoft.com/office/word/2010/wordprocessingDrawing" xmlns:wp="http://schemas.openxmlformats.org/drawingml/2006/wordprocessingDrawing" xmlns:w10="urn:schemas-microsoft-com:office:word" xmlns:w="http://schemas.openxmlformats.org/wordprocessingml/2006/main" xmlns:w14="http://schemas.microsoft.com/office/word/2010/wordml" xmlns:w15="http://schemas.microsoft.com/office/word/2012/wordml" xmlns:w16cex="http://schemas.microsoft.com/office/word/2018/wordml/cex" xmlns:w16cid="http://schemas.microsoft.com/office/word/2016/wordml/cid" xmlns:w16="http://schemas.microsoft.com/office/word/2018/wordml" xmlns:w16sdtdh="http://schemas.microsoft.com/office/word/2020/wordml/sdtdatahash" xmlns:w16se="http://schemas.microsoft.com/office/word/2015/wordml/symex" xmlns:wpg="http://schemas.microsoft.com/office/word/2010/wordprocessingGroup" xmlns:wpi="http://schemas.microsoft.com/office/word/2010/wordprocessingInk" xmlns:wne="http://schemas.microsoft.com/office/word/2006/wordml" xmlns:wps="http://schemas.microsoft.com/office/word/2010/wordprocessingShape" mc:Ignorable="w14 w15 w16se w16cid w16 w16cex w16sdtdh wp14">
+<w:document xmlns:wpc="http://schemas.microsoft.com/office/word/2010/wordprocessingCanvas" xmlns:cx="http://schemas.microsoft.com/office/drawing/2014/chartex" xmlns:cx1="http://schemas.microsoft.com/office/drawing/2015/9/8/chartex" xmlns:cx2="http://schemas.microsoft.com/office/drawing/2015/10/21/chartex" xmlns:cx3="http://schemas.microsoft.com/office/drawing/2016/5/9/chartex" xmlns:cx4="http://schemas.microsoft.com/office/drawing/2016/5/10/chartex" xmlns:cx5="http://schemas.microsoft.com/office/drawing/2016/5/11/chartex" xmlns:cx6="http://schemas.microsoft.com/office/drawing/2016/5/12/chartex" xmlns:cx7="http://schemas.microsoft.com/office/drawing/2016/5/13/chartex" xmlns:cx8="http://schemas.microsoft.com/office/drawing/2016/5/14/chartex" xmlns:mc="http://schemas.openxmlformats.org/markup-compatibility/2006" xmlns:aink="http://schemas.microsoft.com/office/drawing/2016/ink" xmlns:am3d="http://schemas.microsoft.com/office/drawing/2017/model3d" xmlns:o="urn:schemas-microsoft-com:office:office" xmlns:oel="http://schemas.microsoft.com/office/2019/extlst" xmlns:r="http://schemas.openxmlformats.org/officeDocument/2006/relationships" xmlns:m="http://schemas.openxmlformats.org/officeDocument/2006/math" xmlns:v="urn:schemas-microsoft-com:vml" xmlns:wp14="http://schemas.microsoft.com/office/word/2010/wordprocessingDrawing" xmlns:wp="http://schemas.openxmlformats.org/drawingml/2006/wordprocessingDrawing" xmlns:w10="urn:schemas-microsoft-com:office:word" xmlns:w="http://schemas.openxmlformats.org/wordprocessingml/2006/main" xmlns:w14="http://schemas.microsoft.com/office/word/2010/wordml" xmlns:w15="http://schemas.microsoft.com/office/word/2012/wordml" xmlns:w16cex="http://schemas.microsoft.com/office/word/2018/wordml/cex" xmlns:w16cid="http://schemas.microsoft.com/office/word/2016/wordml/cid" xmlns:w16="http://schemas.microsoft.com/office/word/2018/wordml" xmlns:w16du="http://schemas.microsoft.com/office/word/2023/wordml/word16du" xmlns:w16sdtdh="http://schemas.microsoft.com/office/word/2020/wordml/sdtdatahash" xmlns:w16sdtfl="http://schemas.microsoft.com/office/word/2024/wordml/sdtformatlock" xmlns:w16se="http://schemas.microsoft.com/office/word/2015/wordml/symex" xmlns:wpg="http://schemas.microsoft.com/office/word/2010/wordprocessingGroup" xmlns:wpi="http://schemas.microsoft.com/office/word/2010/wordprocessingInk" xmlns:wne="http://schemas.microsoft.com/office/word/2006/wordml" xmlns:wps="http://schemas.microsoft.com/office/word/2010/wordprocessingShape" mc:Ignorable="w14 w15 w16se w16cid w16 w16cex w16sdtdh w16sdtfl w16du wp14">
   <w:body>
     <w:p>
       <w:r>
@@ -168,7 +168,7 @@
     </w:p>
     <w:p>
       <w:r>
-        <w:t>Detta dokument behandlar höga naturvärden i avverkningsanmälan A 14731-2026 i Ockelbo kommun. Denna avverkningsanmälan inkom 2026-03-20 00:00:00 och omfattar 1,3 ha.</w:t>
+        <w:t>Detta dokument behandlar höga naturvärden i avverkningsanmälan A 14731-2026 i Ockelbo kommun som inkom 2026-03-20 och omfattar 1,3 ha.</w:t>
       </w:r>
     </w:p>
     <w:p>
@@ -191,12 +191,15 @@
     </w:p>
     <w:p>
       <w:r>
-        <w:t>I avverkningsanmälan har följande 5 naturvårdsarter hittats: fjällig taggsvamp s.str. (S), kamjordstjärna (S), kryddspindling (S), skarp dropptaggsvamp (S) och blåsippa (§9). Arter som är signalarter enligt Skogsstyrelsen har markerats med (S). För fridlysta arter anges även paragrafen i Artskyddsförordningen som arten är fridlyst enligt.</w:t>
+        <w:t>I och inom 25 meter från avverkningsanmälan har följande 9 naturvårdsarter hittats: fjällig taggsvamp s.str. (NT), kandelabersvamp (NT, T), kryddspindling (NT, T), puderspindling (NT), rovspindling (NT), skarp dropptaggsvamp (NT), ullticka (NT, T), kamjordstjärna (S) och blåsippa (T, §9). Av dessa är 7 rödlistade. För rödlistade arter har rödlistekategorin angivits inom parentes. Arter som är signalarter enligt Skogsstyrelsen har markerats med (S). Typiska arter inom Natura 2000 som är kopplade till skogsekosystem har markerats med (T). För fridlysta arter anges även paragrafen i Artskyddsförordningen som arten är fridlyst enligt.</w:t>
       </w:r>
     </w:p>
     <w:p>
       <w:r>
-        <w:t>De påträffade naturvårdsarterna är ett tydligt kvitto på att detta rör sig om en skog med höga naturvärden. I Figur 1 visas en karta över det avverkningsanmälda området, där samtliga fyndplatser för naturvårdsarter som finns registrerade på Artportalen har markerats.</w:t>
+        <w:t>De påträffade naturvårdsarterna är ett tydligt kvitto på att det rör sig om en skog med höga naturvärden.</w:t>
+      </w:r>
+      <w:r>
+        <w:t xml:space="preserve"> I Figur 1 visas fyndplatser för naturvårdsarter i området, som finns registrerade på Artportalen.</w:t>
       </w:r>
     </w:p>
     <w:p>
@@ -206,7 +209,7 @@
       <w:r>
         <w:drawing>
           <wp:inline xmlns:a="http://schemas.openxmlformats.org/drawingml/2006/main" xmlns:pic="http://schemas.openxmlformats.org/drawingml/2006/picture">
-            <wp:extent cx="5486400" cy="4727313"/>
+            <wp:extent cx="5486400" cy="4595689"/>
             <wp:docPr id="1" name="Picture 1"/>
             <wp:cNvGraphicFramePr>
               <a:graphicFrameLocks noChangeAspect="1"/>
@@ -227,7 +230,7 @@
                   <pic:spPr>
                     <a:xfrm>
                       <a:off x="0" y="0"/>
-                      <a:ext cx="5486400" cy="4727313"/>
+                      <a:ext cx="5486400" cy="4595689"/>
                     </a:xfrm>
                     <a:prstGeom prst="rect"/>
                   </pic:spPr>
@@ -241,56 +244,15 @@
     <w:p>
       <w:pPr>
         <w:pStyle w:val="Caption"/>
+        <w:spacing w:after="240"/>
       </w:pPr>
       <w:r>
-        <w:t>Figur 1. Fyndplatser för naturvårdsarter i det avverkningsanmälda området (röd linje). Markörer utan svart kant är placerade på fyndplatsen. Markörer med svart kant är placerade vid sidan av fyndplatsen och har ett svart streck som visar fyndplatsens exakta position. Kartans mittpunktskoordinat är N 6739945, E 590203 i SWEREF 99 TM.</w:t>
-      </w:r>
-    </w:p>
-    <w:p>
-      <w:r>
-        <w:rPr>
-          <w:b/>
-        </w:rPr>
-        <w:t>Fjällig taggsvamp s.str. (NT)</w:t>
-      </w:r>
-      <w:r>
-        <w:t xml:space="preserve"> bildar mykorrhiza med gran i granskog och barrblandskog, främst på frisk näringsrik mark i äldre skog med lång trädkontinuitet. Den totala populationen i landet har minskat och bedöms fortsätta minska till följd av avverkning av äldre barrskogar. Minskningstakten för den svenska populationen bedöms vara nära gränsvärdet för sårbar (VU) (SLU Artdatabanken, 2026).</w:t>
-      </w:r>
-    </w:p>
-    <w:p>
-      <w:r>
-        <w:rPr>
-          <w:b/>
-        </w:rPr>
-        <w:t>Kryddspindling (NT)</w:t>
-      </w:r>
-      <w:r>
-        <w:t xml:space="preserve"> signalerar örtrika granskogar som normalt har höga naturvärden. Oftast växer den i äldre granskog på kalkrikt underlag och svampen är en mycket användbar signalart för denna miljö. Den utgör en viktig karaktärsart för all äldre kalkbarrskog med lång trädkontinuitet av gran. På lokalerna förekommer nästan alltid många ovanliga och rödlistade arter. Den totala populationen i landet har minskat och bedöms fortsätta minska till följd av avverkning av äldre barrskogar. Kryddspindling är typisk art för </w:t>
-      </w:r>
-      <w:r>
-        <w:rPr>
-          <w:i/>
-        </w:rPr>
-        <w:t xml:space="preserve">9050 Näringsrik granskog </w:t>
-      </w:r>
-      <w:r>
-        <w:t>(Nitare &amp; Skogsstyrelsen, 2000; SLU Artdatabanken, 2026).</w:t>
-      </w:r>
-    </w:p>
-    <w:p>
-      <w:r>
-        <w:rPr>
-          <w:b/>
-        </w:rPr>
-        <w:t xml:space="preserve">Skarp dropptaggsvamp (NT) </w:t>
-      </w:r>
-      <w:r>
-        <w:t>bildar mykorrhiza med både gran och tall, främst i barrskogar med trädkontinuitet. Arten uppträder dels i näringsrik kalkbarrskog och dels i sur lavtallskog. Kalkbarrskogarna är ofta grandominerade, olikåldriga och skiktade på frisk mark med ett örtrikt vegetationsskikt. Lavtallskogarna är i regel magra, torra, ljusöppna och ofta brandpräglade. Den totala populationen i landet har minskat och bedöms fortsätta minska till följd av avverkning av äldre barrskogar. Arten har begränsad förmåga att återetablera sig efter slutavverkning eller andra storskaliga skogsbruksåtgärder. Det saknas indikationer på att arten långsiktigt kan etablera eller reproducera sig i skogsbestånd som brukas med metoder som trakthyggesbruk, markberedning, gödsling eller föryngring med förädlat plantmaterial. Minskningstakten för den svenska populationen bedöms vara nära gränsvärdet för Sårbar (VU) (SLU Artdatabanken, 2026).</w:t>
+        <w:t>Figur 1. Fyndplatser för naturvårdsarter i och inom 25 meter från avverkningsanmälan (röd linje). Markörer utan svart kant är placerade på fyndplatsen. Markörer med svart kant är placerade vid sidan av fyndplatsen och har ett svart streck som visar fyndplatsens exakta position. Kartans mittpunktskoordinat är N 6739945, E 590203 i SWEREF 99 TM.</w:t>
       </w:r>
     </w:p>
     <w:p>
       <w:pPr>
-        <w:pStyle w:val="Heading1"/>
+        <w:pStyle w:val="Heading2"/>
       </w:pPr>
       <w:r>
         <w:t>Fridlysta arter</w:t>
@@ -298,7 +260,7 @@
     </w:p>
     <w:p>
       <w:r>
-        <w:t>Följande fridlysta arter har sina livsmiljöer och växtplatser i den avverkningsanmälda skogen: blåsippa (§9).</w:t>
+        <w:t>Följande fridlysta arter har sina livsmiljöer och växtplatser i den avverkningsanmälda skogen: blåsippa (T, §9).</w:t>
       </w:r>
     </w:p>
     <w:p>
@@ -328,6 +290,154 @@
       </w:r>
       <w:r>
         <w:t xml:space="preserve"> (SLU Artdatabanken, 2025).</w:t>
+      </w:r>
+    </w:p>
+    <w:p>
+      <w:pPr>
+        <w:pStyle w:val="Heading2"/>
+      </w:pPr>
+      <w:r>
+        <w:t>Övriga naturvårdsarter</w:t>
+      </w:r>
+    </w:p>
+    <w:p>
+      <w:r>
+        <w:rPr>
+          <w:b/>
+        </w:rPr>
+        <w:t>Fjällig taggsvamp s.str. (NT)</w:t>
+      </w:r>
+      <w:r>
+        <w:t xml:space="preserve"> bildar mykorrhiza med gran i granskog och barrblandskog, främst på frisk näringsrik mark i äldre skog med lång trädkontinuitet. Den totala populationen i landet har minskat och bedöms fortsätta minska till följd av avverkning av äldre barrskogar. Minskningstakten för den svenska populationen bedöms vara nära gränsvärdet för sårbar (VU) (SLU Artdatabanken, 2026).</w:t>
+      </w:r>
+    </w:p>
+    <w:p>
+      <w:r>
+        <w:rPr>
+          <w:b/>
+        </w:rPr>
+        <w:t>Kandelabersvamp (NT)</w:t>
+      </w:r>
+      <w:r>
+        <w:t xml:space="preserve"> är en mycket bra signalart på skyddsvärda skogsbestånd i hela sitt utbredningsområde. Svampen indikerar sena aspsuccessioner inom områden med konstant hög luftfuktighet. Kandelabersvamp är typisk art för </w:t>
+      </w:r>
+      <w:r>
+        <w:rPr>
+          <w:i/>
+        </w:rPr>
+        <w:t xml:space="preserve">9010 Taiga </w:t>
+      </w:r>
+      <w:r>
+        <w:t>(Nitare &amp; Skogsstyrelsen, 2019; SLU Artdatabanken, 2025).</w:t>
+      </w:r>
+    </w:p>
+    <w:p>
+      <w:r>
+        <w:rPr>
+          <w:b/>
+        </w:rPr>
+        <w:t>Kryddspindling (NT)</w:t>
+      </w:r>
+      <w:r>
+        <w:t xml:space="preserve"> signalerar örtrika granskogar som normalt har höga naturvärden. Oftast växer den i äldre granskog på kalkrikt underlag och svampen är en mycket användbar signalart för denna miljö. Den utgör en viktig karaktärsart för all äldre kalkbarrskog med lång trädkontinuitet av gran. På lokalerna förekommer nästan alltid många ovanliga och rödlistade arter. Den totala populationen i landet har minskat och bedöms fortsätta minska till följd av avverkning av äldre barrskogar. Kryddspindling är typisk art för </w:t>
+      </w:r>
+      <w:r>
+        <w:rPr>
+          <w:i/>
+        </w:rPr>
+        <w:t xml:space="preserve">9050 Näringsrik granskog </w:t>
+      </w:r>
+      <w:r>
+        <w:t>(Nitare &amp; Skogsstyrelsen, 2000; SLU Artdatabanken, 2026).</w:t>
+      </w:r>
+    </w:p>
+    <w:p>
+      <w:r>
+        <w:rPr>
+          <w:b/>
+        </w:rPr>
+        <w:t xml:space="preserve">Puderspindling (NT) </w:t>
+      </w:r>
+      <w:r>
+        <w:t>bildar mykorrhiza med gran och växer i äldre ängsgranskog på kalkrik mark. Påträffas ofta i myrstackar. Storskaligt skogsbruk med kalavverkning och markberedning eller kraftig gallring är det främsta hotet mot arten. På sikt är det ett problem att skogar av denna typ, med stort inslag av äldre träd inte nybildas. Ett fullständigt skydd för artens lokaler bör övervägas. Där avverkning ändå tillåts måste den ske försiktigt så att kontinuiteten i trädskiktet inte bryts. Ett tillräckligt antal äldre träd måste finnas kvar i beståndet. Det är önskvärt med stor naturvårdshänsyn i alla områden med äldre granskog på näringsrik mark oavsett om dess flora är känd eller ej (SLU Artdatabanken, 2025).</w:t>
+      </w:r>
+    </w:p>
+    <w:p>
+      <w:r>
+        <w:rPr>
+          <w:b/>
+        </w:rPr>
+        <w:t>Rovspindling (NT)</w:t>
+      </w:r>
+      <w:r>
+        <w:t xml:space="preserve"> bildar mykorrhiza med gran i äldre granskog på näringsrik mark, främst i äldre kontinuitetsskog. Den totala populationen i landet bedöms ha minskat och förväntas fortsätta minska på grund av slutavverkning av äldre barrskog och kontinuitetsskog. Kända växtplatser bör säkerställas eller bevaras genom ett modifierat skogsbruk. Uttag av skog får ej ske som kalavverkning (SLU Artdatabanken, 2026).</w:t>
+      </w:r>
+    </w:p>
+    <w:p>
+      <w:r>
+        <w:rPr>
+          <w:b/>
+        </w:rPr>
+        <w:t xml:space="preserve">Skarp dropptaggsvamp (NT) </w:t>
+      </w:r>
+      <w:r>
+        <w:t>bildar mykorrhiza med både gran och tall, främst i barrskogar med trädkontinuitet. Arten uppträder dels i näringsrik kalkbarrskog och dels i sur lavtallskog. Kalkbarrskogarna är ofta grandominerade, olikåldriga och skiktade på frisk mark med ett örtrikt vegetationsskikt. Lavtallskogarna är i regel magra, torra, ljusöppna och ofta brandpräglade. Den totala populationen i landet har minskat och bedöms fortsätta minska till följd av avverkning av äldre barrskogar. Arten har begränsad förmåga att återetablera sig efter slutavverkning eller andra storskaliga skogsbruksåtgärder. Det saknas indikationer på att arten långsiktigt kan etablera eller reproducera sig i skogsbestånd som brukas med metoder som trakthyggesbruk, markberedning, gödsling eller föryngring med förädlat plantmaterial. Minskningstakten för den svenska populationen bedöms vara nära gränsvärdet för Sårbar (VU) (SLU Artdatabanken, 2026).</w:t>
+      </w:r>
+    </w:p>
+    <w:p>
+      <w:r>
+        <w:rPr>
+          <w:b/>
+        </w:rPr>
+        <w:t>Ullticka (NT)</w:t>
+      </w:r>
+      <w:r>
+        <w:t xml:space="preserve"> är knuten till restbestånd av barrnaturskog och förekommer med ett tydligt optimum i orörda eller måttligt påverkade gamla granskogar där det föreligger viss kontinuitet av grov död ved. Ullticka är en bra signalart inom hela sitt utbredningsområde och i södra Sverige är den sällsynt och en god signalart för skyddsvärda granskogsmiljöer. Den hotas av avverkning och fragmentering av naturskog och äldre granskog med lång trädkontinuitet. På ullticka kan ibland ulltickeporing (VU) påträffas - det är en sällsynt ticka som nyligen delats upp i de tre olika arterna ulltickeporing </w:t>
+      </w:r>
+      <w:r>
+        <w:rPr>
+          <w:i/>
+        </w:rPr>
+        <w:t xml:space="preserve">Skeletocutis brevispora </w:t>
+      </w:r>
+      <w:r>
+        <w:t>(VU)</w:t>
+      </w:r>
+      <w:r>
+        <w:rPr>
+          <w:i/>
+        </w:rPr>
+        <w:t>, Skeletocutis delicata</w:t>
+      </w:r>
+      <w:r>
+        <w:t xml:space="preserve"> (VU)</w:t>
+      </w:r>
+      <w:r>
+        <w:rPr>
+          <w:i/>
+        </w:rPr>
+        <w:t xml:space="preserve"> och Skeletocutis exilis</w:t>
+      </w:r>
+      <w:r>
+        <w:t xml:space="preserve"> (NT). Ullticka är typisk art för </w:t>
+      </w:r>
+      <w:r>
+        <w:rPr>
+          <w:i/>
+        </w:rPr>
+        <w:t xml:space="preserve">9010 Taiga, 9050 Näringsrik granskog </w:t>
+      </w:r>
+      <w:r>
+        <w:t xml:space="preserve">och </w:t>
+      </w:r>
+      <w:r>
+        <w:rPr>
+          <w:i/>
+        </w:rPr>
+        <w:t>9030 Landhöjningsskog</w:t>
+      </w:r>
+      <w:r>
+        <w:t xml:space="preserve"> (SLU Artdatabanken, 2026; Nitare &amp; Skogsstyrelsen, 2019; Miettinen &amp; Niemelä, 2018).</w:t>
       </w:r>
     </w:p>
     <w:p>
@@ -420,7 +530,7 @@
         <w:rPr>
           <w:i/>
         </w:rPr>
-        <w:t>I det avverkningsanmälda skogsområdet har 5 naturvårdsarter varav 0 rödlistade arter sina livsmiljöer och växtplatser.</w:t>
+        <w:t>I det avverkningsanmälda skogsområdet har 9 naturvårdsarter varav 7 rödlistade arter sina livsmiljöer och växtplatser.</w:t>
       </w:r>
     </w:p>
     <w:p>
@@ -625,7 +735,7 @@
 </file>
 
 <file path=word/endnotes.xml><?xml version="1.0" encoding="utf-8"?>
-<w:endnotes xmlns:wpc="http://schemas.microsoft.com/office/word/2010/wordprocessingCanvas" xmlns:cx="http://schemas.microsoft.com/office/drawing/2014/chartex" xmlns:cx1="http://schemas.microsoft.com/office/drawing/2015/9/8/chartex" xmlns:cx2="http://schemas.microsoft.com/office/drawing/2015/10/21/chartex" xmlns:cx3="http://schemas.microsoft.com/office/drawing/2016/5/9/chartex" xmlns:cx4="http://schemas.microsoft.com/office/drawing/2016/5/10/chartex" xmlns:cx5="http://schemas.microsoft.com/office/drawing/2016/5/11/chartex" xmlns:cx6="http://schemas.microsoft.com/office/drawing/2016/5/12/chartex" xmlns:cx7="http://schemas.microsoft.com/office/drawing/2016/5/13/chartex" xmlns:cx8="http://schemas.microsoft.com/office/drawing/2016/5/14/chartex" xmlns:mc="http://schemas.openxmlformats.org/markup-compatibility/2006" xmlns:aink="http://schemas.microsoft.com/office/drawing/2016/ink" xmlns:am3d="http://schemas.microsoft.com/office/drawing/2017/model3d" xmlns:o="urn:schemas-microsoft-com:office:office" xmlns:oel="http://schemas.microsoft.com/office/2019/extlst" xmlns:r="http://schemas.openxmlformats.org/officeDocument/2006/relationships" xmlns:m="http://schemas.openxmlformats.org/officeDocument/2006/math" xmlns:v="urn:schemas-microsoft-com:vml" xmlns:wp14="http://schemas.microsoft.com/office/word/2010/wordprocessingDrawing" xmlns:wp="http://schemas.openxmlformats.org/drawingml/2006/wordprocessingDrawing" xmlns:w10="urn:schemas-microsoft-com:office:word" xmlns:w="http://schemas.openxmlformats.org/wordprocessingml/2006/main" xmlns:w14="http://schemas.microsoft.com/office/word/2010/wordml" xmlns:w15="http://schemas.microsoft.com/office/word/2012/wordml" xmlns:w16cex="http://schemas.microsoft.com/office/word/2018/wordml/cex" xmlns:w16cid="http://schemas.microsoft.com/office/word/2016/wordml/cid" xmlns:w16="http://schemas.microsoft.com/office/word/2018/wordml" xmlns:w16sdtdh="http://schemas.microsoft.com/office/word/2020/wordml/sdtdatahash" xmlns:w16se="http://schemas.microsoft.com/office/word/2015/wordml/symex" xmlns:wpg="http://schemas.microsoft.com/office/word/2010/wordprocessingGroup" xmlns:wpi="http://schemas.microsoft.com/office/word/2010/wordprocessingInk" xmlns:wne="http://schemas.microsoft.com/office/word/2006/wordml" xmlns:wps="http://schemas.microsoft.com/office/word/2010/wordprocessingShape" mc:Ignorable="w14 w15 w16se w16cid w16 w16cex w16sdtdh wp14">
+<w:endnotes xmlns:wpc="http://schemas.microsoft.com/office/word/2010/wordprocessingCanvas" xmlns:cx="http://schemas.microsoft.com/office/drawing/2014/chartex" xmlns:cx1="http://schemas.microsoft.com/office/drawing/2015/9/8/chartex" xmlns:cx2="http://schemas.microsoft.com/office/drawing/2015/10/21/chartex" xmlns:cx3="http://schemas.microsoft.com/office/drawing/2016/5/9/chartex" xmlns:cx4="http://schemas.microsoft.com/office/drawing/2016/5/10/chartex" xmlns:cx5="http://schemas.microsoft.com/office/drawing/2016/5/11/chartex" xmlns:cx6="http://schemas.microsoft.com/office/drawing/2016/5/12/chartex" xmlns:cx7="http://schemas.microsoft.com/office/drawing/2016/5/13/chartex" xmlns:cx8="http://schemas.microsoft.com/office/drawing/2016/5/14/chartex" xmlns:mc="http://schemas.openxmlformats.org/markup-compatibility/2006" xmlns:aink="http://schemas.microsoft.com/office/drawing/2016/ink" xmlns:am3d="http://schemas.microsoft.com/office/drawing/2017/model3d" xmlns:o="urn:schemas-microsoft-com:office:office" xmlns:oel="http://schemas.microsoft.com/office/2019/extlst" xmlns:r="http://schemas.openxmlformats.org/officeDocument/2006/relationships" xmlns:m="http://schemas.openxmlformats.org/officeDocument/2006/math" xmlns:v="urn:schemas-microsoft-com:vml" xmlns:wp14="http://schemas.microsoft.com/office/word/2010/wordprocessingDrawing" xmlns:wp="http://schemas.openxmlformats.org/drawingml/2006/wordprocessingDrawing" xmlns:w10="urn:schemas-microsoft-com:office:word" xmlns:w="http://schemas.openxmlformats.org/wordprocessingml/2006/main" xmlns:w14="http://schemas.microsoft.com/office/word/2010/wordml" xmlns:w15="http://schemas.microsoft.com/office/word/2012/wordml" xmlns:w16cex="http://schemas.microsoft.com/office/word/2018/wordml/cex" xmlns:w16cid="http://schemas.microsoft.com/office/word/2016/wordml/cid" xmlns:w16="http://schemas.microsoft.com/office/word/2018/wordml" xmlns:w16du="http://schemas.microsoft.com/office/word/2023/wordml/word16du" xmlns:w16sdtdh="http://schemas.microsoft.com/office/word/2020/wordml/sdtdatahash" xmlns:w16sdtfl="http://schemas.microsoft.com/office/word/2024/wordml/sdtformatlock" xmlns:w16se="http://schemas.microsoft.com/office/word/2015/wordml/symex" xmlns:wpg="http://schemas.microsoft.com/office/word/2010/wordprocessingGroup" xmlns:wpi="http://schemas.microsoft.com/office/word/2010/wordprocessingInk" xmlns:wne="http://schemas.microsoft.com/office/word/2006/wordml" xmlns:wps="http://schemas.microsoft.com/office/word/2010/wordprocessingShape" mc:Ignorable="w14 w15 w16se w16cid w16 w16cex w16sdtdh w16sdtfl w16du wp14">
   <w:endnote w:type="separator" w:id="-1">
     <w:p>
       <w:pPr>
@@ -650,7 +760,7 @@
 </file>
 
 <file path=word/footer1.xml><?xml version="1.0" encoding="utf-8"?>
-<w:ftr xmlns:wpc="http://schemas.microsoft.com/office/word/2010/wordprocessingCanvas" xmlns:cx="http://schemas.microsoft.com/office/drawing/2014/chartex" xmlns:cx1="http://schemas.microsoft.com/office/drawing/2015/9/8/chartex" xmlns:cx2="http://schemas.microsoft.com/office/drawing/2015/10/21/chartex" xmlns:cx3="http://schemas.microsoft.com/office/drawing/2016/5/9/chartex" xmlns:cx4="http://schemas.microsoft.com/office/drawing/2016/5/10/chartex" xmlns:cx5="http://schemas.microsoft.com/office/drawing/2016/5/11/chartex" xmlns:cx6="http://schemas.microsoft.com/office/drawing/2016/5/12/chartex" xmlns:cx7="http://schemas.microsoft.com/office/drawing/2016/5/13/chartex" xmlns:cx8="http://schemas.microsoft.com/office/drawing/2016/5/14/chartex" xmlns:mc="http://schemas.openxmlformats.org/markup-compatibility/2006" xmlns:aink="http://schemas.microsoft.com/office/drawing/2016/ink" xmlns:am3d="http://schemas.microsoft.com/office/drawing/2017/model3d" xmlns:o="urn:schemas-microsoft-com:office:office" xmlns:oel="http://schemas.microsoft.com/office/2019/extlst" xmlns:r="http://schemas.openxmlformats.org/officeDocument/2006/relationships" xmlns:m="http://schemas.openxmlformats.org/officeDocument/2006/math" xmlns:v="urn:schemas-microsoft-com:vml" xmlns:wp14="http://schemas.microsoft.com/office/word/2010/wordprocessingDrawing" xmlns:wp="http://schemas.openxmlformats.org/drawingml/2006/wordprocessingDrawing" xmlns:w10="urn:schemas-microsoft-com:office:word" xmlns:w="http://schemas.openxmlformats.org/wordprocessingml/2006/main" xmlns:w14="http://schemas.microsoft.com/office/word/2010/wordml" xmlns:w15="http://schemas.microsoft.com/office/word/2012/wordml" xmlns:w16cex="http://schemas.microsoft.com/office/word/2018/wordml/cex" xmlns:w16cid="http://schemas.microsoft.com/office/word/2016/wordml/cid" xmlns:w16="http://schemas.microsoft.com/office/word/2018/wordml" xmlns:w16sdtdh="http://schemas.microsoft.com/office/word/2020/wordml/sdtdatahash" xmlns:w16se="http://schemas.microsoft.com/office/word/2015/wordml/symex" xmlns:wpg="http://schemas.microsoft.com/office/word/2010/wordprocessingGroup" xmlns:wpi="http://schemas.microsoft.com/office/word/2010/wordprocessingInk" xmlns:wne="http://schemas.microsoft.com/office/word/2006/wordml" xmlns:wps="http://schemas.microsoft.com/office/word/2010/wordprocessingShape" mc:Ignorable="w14 w15 w16se w16cid w16 w16cex w16sdtdh wp14">
+<w:ftr xmlns:wpc="http://schemas.microsoft.com/office/word/2010/wordprocessingCanvas" xmlns:cx="http://schemas.microsoft.com/office/drawing/2014/chartex" xmlns:cx1="http://schemas.microsoft.com/office/drawing/2015/9/8/chartex" xmlns:cx2="http://schemas.microsoft.com/office/drawing/2015/10/21/chartex" xmlns:cx3="http://schemas.microsoft.com/office/drawing/2016/5/9/chartex" xmlns:cx4="http://schemas.microsoft.com/office/drawing/2016/5/10/chartex" xmlns:cx5="http://schemas.microsoft.com/office/drawing/2016/5/11/chartex" xmlns:cx6="http://schemas.microsoft.com/office/drawing/2016/5/12/chartex" xmlns:cx7="http://schemas.microsoft.com/office/drawing/2016/5/13/chartex" xmlns:cx8="http://schemas.microsoft.com/office/drawing/2016/5/14/chartex" xmlns:mc="http://schemas.openxmlformats.org/markup-compatibility/2006" xmlns:aink="http://schemas.microsoft.com/office/drawing/2016/ink" xmlns:am3d="http://schemas.microsoft.com/office/drawing/2017/model3d" xmlns:o="urn:schemas-microsoft-com:office:office" xmlns:oel="http://schemas.microsoft.com/office/2019/extlst" xmlns:r="http://schemas.openxmlformats.org/officeDocument/2006/relationships" xmlns:m="http://schemas.openxmlformats.org/officeDocument/2006/math" xmlns:v="urn:schemas-microsoft-com:vml" xmlns:wp14="http://schemas.microsoft.com/office/word/2010/wordprocessingDrawing" xmlns:wp="http://schemas.openxmlformats.org/drawingml/2006/wordprocessingDrawing" xmlns:w10="urn:schemas-microsoft-com:office:word" xmlns:w="http://schemas.openxmlformats.org/wordprocessingml/2006/main" xmlns:w14="http://schemas.microsoft.com/office/word/2010/wordml" xmlns:w15="http://schemas.microsoft.com/office/word/2012/wordml" xmlns:w16cex="http://schemas.microsoft.com/office/word/2018/wordml/cex" xmlns:w16cid="http://schemas.microsoft.com/office/word/2016/wordml/cid" xmlns:w16="http://schemas.microsoft.com/office/word/2018/wordml" xmlns:w16du="http://schemas.microsoft.com/office/word/2023/wordml/word16du" xmlns:w16sdtdh="http://schemas.microsoft.com/office/word/2020/wordml/sdtdatahash" xmlns:w16sdtfl="http://schemas.microsoft.com/office/word/2024/wordml/sdtformatlock" xmlns:w16se="http://schemas.microsoft.com/office/word/2015/wordml/symex" xmlns:wpg="http://schemas.microsoft.com/office/word/2010/wordprocessingGroup" xmlns:wpi="http://schemas.microsoft.com/office/word/2010/wordprocessingInk" xmlns:wne="http://schemas.microsoft.com/office/word/2006/wordml" xmlns:wps="http://schemas.microsoft.com/office/word/2010/wordprocessingShape" mc:Ignorable="w14 w15 w16se w16cid w16 w16cex w16sdtdh w16sdtfl w16du wp14">
   <w:p>
     <w:pPr>
       <w:pStyle w:val="Footer"/>
@@ -660,7 +770,7 @@
 </file>
 
 <file path=word/footer2.xml><?xml version="1.0" encoding="utf-8"?>
-<w:ftr xmlns:wpc="http://schemas.microsoft.com/office/word/2010/wordprocessingCanvas" xmlns:cx="http://schemas.microsoft.com/office/drawing/2014/chartex" xmlns:cx1="http://schemas.microsoft.com/office/drawing/2015/9/8/chartex" xmlns:cx2="http://schemas.microsoft.com/office/drawing/2015/10/21/chartex" xmlns:cx3="http://schemas.microsoft.com/office/drawing/2016/5/9/chartex" xmlns:cx4="http://schemas.microsoft.com/office/drawing/2016/5/10/chartex" xmlns:cx5="http://schemas.microsoft.com/office/drawing/2016/5/11/chartex" xmlns:cx6="http://schemas.microsoft.com/office/drawing/2016/5/12/chartex" xmlns:cx7="http://schemas.microsoft.com/office/drawing/2016/5/13/chartex" xmlns:cx8="http://schemas.microsoft.com/office/drawing/2016/5/14/chartex" xmlns:mc="http://schemas.openxmlformats.org/markup-compatibility/2006" xmlns:aink="http://schemas.microsoft.com/office/drawing/2016/ink" xmlns:am3d="http://schemas.microsoft.com/office/drawing/2017/model3d" xmlns:o="urn:schemas-microsoft-com:office:office" xmlns:oel="http://schemas.microsoft.com/office/2019/extlst" xmlns:r="http://schemas.openxmlformats.org/officeDocument/2006/relationships" xmlns:m="http://schemas.openxmlformats.org/officeDocument/2006/math" xmlns:v="urn:schemas-microsoft-com:vml" xmlns:wp14="http://schemas.microsoft.com/office/word/2010/wordprocessingDrawing" xmlns:wp="http://schemas.openxmlformats.org/drawingml/2006/wordprocessingDrawing" xmlns:w10="urn:schemas-microsoft-com:office:word" xmlns:w="http://schemas.openxmlformats.org/wordprocessingml/2006/main" xmlns:w14="http://schemas.microsoft.com/office/word/2010/wordml" xmlns:w15="http://schemas.microsoft.com/office/word/2012/wordml" xmlns:w16cex="http://schemas.microsoft.com/office/word/2018/wordml/cex" xmlns:w16cid="http://schemas.microsoft.com/office/word/2016/wordml/cid" xmlns:w16="http://schemas.microsoft.com/office/word/2018/wordml" xmlns:w16sdtdh="http://schemas.microsoft.com/office/word/2020/wordml/sdtdatahash" xmlns:w16se="http://schemas.microsoft.com/office/word/2015/wordml/symex" xmlns:wpg="http://schemas.microsoft.com/office/word/2010/wordprocessingGroup" xmlns:wpi="http://schemas.microsoft.com/office/word/2010/wordprocessingInk" xmlns:wne="http://schemas.microsoft.com/office/word/2006/wordml" xmlns:wps="http://schemas.microsoft.com/office/word/2010/wordprocessingShape" mc:Ignorable="w14 w15 w16se w16cid w16 w16cex w16sdtdh wp14">
+<w:ftr xmlns:wpc="http://schemas.microsoft.com/office/word/2010/wordprocessingCanvas" xmlns:cx="http://schemas.microsoft.com/office/drawing/2014/chartex" xmlns:cx1="http://schemas.microsoft.com/office/drawing/2015/9/8/chartex" xmlns:cx2="http://schemas.microsoft.com/office/drawing/2015/10/21/chartex" xmlns:cx3="http://schemas.microsoft.com/office/drawing/2016/5/9/chartex" xmlns:cx4="http://schemas.microsoft.com/office/drawing/2016/5/10/chartex" xmlns:cx5="http://schemas.microsoft.com/office/drawing/2016/5/11/chartex" xmlns:cx6="http://schemas.microsoft.com/office/drawing/2016/5/12/chartex" xmlns:cx7="http://schemas.microsoft.com/office/drawing/2016/5/13/chartex" xmlns:cx8="http://schemas.microsoft.com/office/drawing/2016/5/14/chartex" xmlns:mc="http://schemas.openxmlformats.org/markup-compatibility/2006" xmlns:aink="http://schemas.microsoft.com/office/drawing/2016/ink" xmlns:am3d="http://schemas.microsoft.com/office/drawing/2017/model3d" xmlns:o="urn:schemas-microsoft-com:office:office" xmlns:oel="http://schemas.microsoft.com/office/2019/extlst" xmlns:r="http://schemas.openxmlformats.org/officeDocument/2006/relationships" xmlns:m="http://schemas.openxmlformats.org/officeDocument/2006/math" xmlns:v="urn:schemas-microsoft-com:vml" xmlns:wp14="http://schemas.microsoft.com/office/word/2010/wordprocessingDrawing" xmlns:wp="http://schemas.openxmlformats.org/drawingml/2006/wordprocessingDrawing" xmlns:w10="urn:schemas-microsoft-com:office:word" xmlns:w="http://schemas.openxmlformats.org/wordprocessingml/2006/main" xmlns:w14="http://schemas.microsoft.com/office/word/2010/wordml" xmlns:w15="http://schemas.microsoft.com/office/word/2012/wordml" xmlns:w16cex="http://schemas.microsoft.com/office/word/2018/wordml/cex" xmlns:w16cid="http://schemas.microsoft.com/office/word/2016/wordml/cid" xmlns:w16="http://schemas.microsoft.com/office/word/2018/wordml" xmlns:w16du="http://schemas.microsoft.com/office/word/2023/wordml/word16du" xmlns:w16sdtdh="http://schemas.microsoft.com/office/word/2020/wordml/sdtdatahash" xmlns:w16sdtfl="http://schemas.microsoft.com/office/word/2024/wordml/sdtformatlock" xmlns:w16se="http://schemas.microsoft.com/office/word/2015/wordml/symex" xmlns:wpg="http://schemas.microsoft.com/office/word/2010/wordprocessingGroup" xmlns:wpi="http://schemas.microsoft.com/office/word/2010/wordprocessingInk" xmlns:wne="http://schemas.microsoft.com/office/word/2006/wordml" xmlns:wps="http://schemas.microsoft.com/office/word/2010/wordprocessingShape" mc:Ignorable="w14 w15 w16se w16cid w16 w16cex w16sdtdh w16sdtfl w16du wp14">
   <w:p>
     <w:pPr>
       <w:pStyle w:val="Footer"/>
@@ -670,7 +780,7 @@
 </file>
 
 <file path=word/footer3.xml><?xml version="1.0" encoding="utf-8"?>
-<w:ftr xmlns:wpc="http://schemas.microsoft.com/office/word/2010/wordprocessingCanvas" xmlns:cx="http://schemas.microsoft.com/office/drawing/2014/chartex" xmlns:cx1="http://schemas.microsoft.com/office/drawing/2015/9/8/chartex" xmlns:cx2="http://schemas.microsoft.com/office/drawing/2015/10/21/chartex" xmlns:cx3="http://schemas.microsoft.com/office/drawing/2016/5/9/chartex" xmlns:cx4="http://schemas.microsoft.com/office/drawing/2016/5/10/chartex" xmlns:cx5="http://schemas.microsoft.com/office/drawing/2016/5/11/chartex" xmlns:cx6="http://schemas.microsoft.com/office/drawing/2016/5/12/chartex" xmlns:cx7="http://schemas.microsoft.com/office/drawing/2016/5/13/chartex" xmlns:cx8="http://schemas.microsoft.com/office/drawing/2016/5/14/chartex" xmlns:mc="http://schemas.openxmlformats.org/markup-compatibility/2006" xmlns:aink="http://schemas.microsoft.com/office/drawing/2016/ink" xmlns:am3d="http://schemas.microsoft.com/office/drawing/2017/model3d" xmlns:o="urn:schemas-microsoft-com:office:office" xmlns:oel="http://schemas.microsoft.com/office/2019/extlst" xmlns:r="http://schemas.openxmlformats.org/officeDocument/2006/relationships" xmlns:m="http://schemas.openxmlformats.org/officeDocument/2006/math" xmlns:v="urn:schemas-microsoft-com:vml" xmlns:wp14="http://schemas.microsoft.com/office/word/2010/wordprocessingDrawing" xmlns:wp="http://schemas.openxmlformats.org/drawingml/2006/wordprocessingDrawing" xmlns:w10="urn:schemas-microsoft-com:office:word" xmlns:w="http://schemas.openxmlformats.org/wordprocessingml/2006/main" xmlns:w14="http://schemas.microsoft.com/office/word/2010/wordml" xmlns:w15="http://schemas.microsoft.com/office/word/2012/wordml" xmlns:w16cex="http://schemas.microsoft.com/office/word/2018/wordml/cex" xmlns:w16cid="http://schemas.microsoft.com/office/word/2016/wordml/cid" xmlns:w16="http://schemas.microsoft.com/office/word/2018/wordml" xmlns:w16sdtdh="http://schemas.microsoft.com/office/word/2020/wordml/sdtdatahash" xmlns:w16se="http://schemas.microsoft.com/office/word/2015/wordml/symex" xmlns:wpg="http://schemas.microsoft.com/office/word/2010/wordprocessingGroup" xmlns:wpi="http://schemas.microsoft.com/office/word/2010/wordprocessingInk" xmlns:wne="http://schemas.microsoft.com/office/word/2006/wordml" xmlns:wps="http://schemas.microsoft.com/office/word/2010/wordprocessingShape" mc:Ignorable="w14 w15 w16se w16cid w16 w16cex w16sdtdh wp14">
+<w:ftr xmlns:wpc="http://schemas.microsoft.com/office/word/2010/wordprocessingCanvas" xmlns:cx="http://schemas.microsoft.com/office/drawing/2014/chartex" xmlns:cx1="http://schemas.microsoft.com/office/drawing/2015/9/8/chartex" xmlns:cx2="http://schemas.microsoft.com/office/drawing/2015/10/21/chartex" xmlns:cx3="http://schemas.microsoft.com/office/drawing/2016/5/9/chartex" xmlns:cx4="http://schemas.microsoft.com/office/drawing/2016/5/10/chartex" xmlns:cx5="http://schemas.microsoft.com/office/drawing/2016/5/11/chartex" xmlns:cx6="http://schemas.microsoft.com/office/drawing/2016/5/12/chartex" xmlns:cx7="http://schemas.microsoft.com/office/drawing/2016/5/13/chartex" xmlns:cx8="http://schemas.microsoft.com/office/drawing/2016/5/14/chartex" xmlns:mc="http://schemas.openxmlformats.org/markup-compatibility/2006" xmlns:aink="http://schemas.microsoft.com/office/drawing/2016/ink" xmlns:am3d="http://schemas.microsoft.com/office/drawing/2017/model3d" xmlns:o="urn:schemas-microsoft-com:office:office" xmlns:oel="http://schemas.microsoft.com/office/2019/extlst" xmlns:r="http://schemas.openxmlformats.org/officeDocument/2006/relationships" xmlns:m="http://schemas.openxmlformats.org/officeDocument/2006/math" xmlns:v="urn:schemas-microsoft-com:vml" xmlns:wp14="http://schemas.microsoft.com/office/word/2010/wordprocessingDrawing" xmlns:wp="http://schemas.openxmlformats.org/drawingml/2006/wordprocessingDrawing" xmlns:w10="urn:schemas-microsoft-com:office:word" xmlns:w="http://schemas.openxmlformats.org/wordprocessingml/2006/main" xmlns:w14="http://schemas.microsoft.com/office/word/2010/wordml" xmlns:w15="http://schemas.microsoft.com/office/word/2012/wordml" xmlns:w16cex="http://schemas.microsoft.com/office/word/2018/wordml/cex" xmlns:w16cid="http://schemas.microsoft.com/office/word/2016/wordml/cid" xmlns:w16="http://schemas.microsoft.com/office/word/2018/wordml" xmlns:w16du="http://schemas.microsoft.com/office/word/2023/wordml/word16du" xmlns:w16sdtdh="http://schemas.microsoft.com/office/word/2020/wordml/sdtdatahash" xmlns:w16sdtfl="http://schemas.microsoft.com/office/word/2024/wordml/sdtformatlock" xmlns:w16se="http://schemas.microsoft.com/office/word/2015/wordml/symex" xmlns:wpg="http://schemas.microsoft.com/office/word/2010/wordprocessingGroup" xmlns:wpi="http://schemas.microsoft.com/office/word/2010/wordprocessingInk" xmlns:wne="http://schemas.microsoft.com/office/word/2006/wordml" xmlns:wps="http://schemas.microsoft.com/office/word/2010/wordprocessingShape" mc:Ignorable="w14 w15 w16se w16cid w16 w16cex w16sdtdh w16sdtfl w16du wp14">
   <w:p>
     <w:pPr>
       <w:pStyle w:val="Footer"/>
@@ -680,7 +790,7 @@
 </file>
 
 <file path=word/footnotes.xml><?xml version="1.0" encoding="utf-8"?>
-<w:footnotes xmlns:wpc="http://schemas.microsoft.com/office/word/2010/wordprocessingCanvas" xmlns:cx="http://schemas.microsoft.com/office/drawing/2014/chartex" xmlns:cx1="http://schemas.microsoft.com/office/drawing/2015/9/8/chartex" xmlns:cx2="http://schemas.microsoft.com/office/drawing/2015/10/21/chartex" xmlns:cx3="http://schemas.microsoft.com/office/drawing/2016/5/9/chartex" xmlns:cx4="http://schemas.microsoft.com/office/drawing/2016/5/10/chartex" xmlns:cx5="http://schemas.microsoft.com/office/drawing/2016/5/11/chartex" xmlns:cx6="http://schemas.microsoft.com/office/drawing/2016/5/12/chartex" xmlns:cx7="http://schemas.microsoft.com/office/drawing/2016/5/13/chartex" xmlns:cx8="http://schemas.microsoft.com/office/drawing/2016/5/14/chartex" xmlns:mc="http://schemas.openxmlformats.org/markup-compatibility/2006" xmlns:aink="http://schemas.microsoft.com/office/drawing/2016/ink" xmlns:am3d="http://schemas.microsoft.com/office/drawing/2017/model3d" xmlns:o="urn:schemas-microsoft-com:office:office" xmlns:oel="http://schemas.microsoft.com/office/2019/extlst" xmlns:r="http://schemas.openxmlformats.org/officeDocument/2006/relationships" xmlns:m="http://schemas.openxmlformats.org/officeDocument/2006/math" xmlns:v="urn:schemas-microsoft-com:vml" xmlns:wp14="http://schemas.microsoft.com/office/word/2010/wordprocessingDrawing" xmlns:wp="http://schemas.openxmlformats.org/drawingml/2006/wordprocessingDrawing" xmlns:w10="urn:schemas-microsoft-com:office:word" xmlns:w="http://schemas.openxmlformats.org/wordprocessingml/2006/main" xmlns:w14="http://schemas.microsoft.com/office/word/2010/wordml" xmlns:w15="http://schemas.microsoft.com/office/word/2012/wordml" xmlns:w16cex="http://schemas.microsoft.com/office/word/2018/wordml/cex" xmlns:w16cid="http://schemas.microsoft.com/office/word/2016/wordml/cid" xmlns:w16="http://schemas.microsoft.com/office/word/2018/wordml" xmlns:w16sdtdh="http://schemas.microsoft.com/office/word/2020/wordml/sdtdatahash" xmlns:w16se="http://schemas.microsoft.com/office/word/2015/wordml/symex" xmlns:wpg="http://schemas.microsoft.com/office/word/2010/wordprocessingGroup" xmlns:wpi="http://schemas.microsoft.com/office/word/2010/wordprocessingInk" xmlns:wne="http://schemas.microsoft.com/office/word/2006/wordml" xmlns:wps="http://schemas.microsoft.com/office/word/2010/wordprocessingShape" mc:Ignorable="w14 w15 w16se w16cid w16 w16cex w16sdtdh wp14">
+<w:footnotes xmlns:wpc="http://schemas.microsoft.com/office/word/2010/wordprocessingCanvas" xmlns:cx="http://schemas.microsoft.com/office/drawing/2014/chartex" xmlns:cx1="http://schemas.microsoft.com/office/drawing/2015/9/8/chartex" xmlns:cx2="http://schemas.microsoft.com/office/drawing/2015/10/21/chartex" xmlns:cx3="http://schemas.microsoft.com/office/drawing/2016/5/9/chartex" xmlns:cx4="http://schemas.microsoft.com/office/drawing/2016/5/10/chartex" xmlns:cx5="http://schemas.microsoft.com/office/drawing/2016/5/11/chartex" xmlns:cx6="http://schemas.microsoft.com/office/drawing/2016/5/12/chartex" xmlns:cx7="http://schemas.microsoft.com/office/drawing/2016/5/13/chartex" xmlns:cx8="http://schemas.microsoft.com/office/drawing/2016/5/14/chartex" xmlns:mc="http://schemas.openxmlformats.org/markup-compatibility/2006" xmlns:aink="http://schemas.microsoft.com/office/drawing/2016/ink" xmlns:am3d="http://schemas.microsoft.com/office/drawing/2017/model3d" xmlns:o="urn:schemas-microsoft-com:office:office" xmlns:oel="http://schemas.microsoft.com/office/2019/extlst" xmlns:r="http://schemas.openxmlformats.org/officeDocument/2006/relationships" xmlns:m="http://schemas.openxmlformats.org/officeDocument/2006/math" xmlns:v="urn:schemas-microsoft-com:vml" xmlns:wp14="http://schemas.microsoft.com/office/word/2010/wordprocessingDrawing" xmlns:wp="http://schemas.openxmlformats.org/drawingml/2006/wordprocessingDrawing" xmlns:w10="urn:schemas-microsoft-com:office:word" xmlns:w="http://schemas.openxmlformats.org/wordprocessingml/2006/main" xmlns:w14="http://schemas.microsoft.com/office/word/2010/wordml" xmlns:w15="http://schemas.microsoft.com/office/word/2012/wordml" xmlns:w16cex="http://schemas.microsoft.com/office/word/2018/wordml/cex" xmlns:w16cid="http://schemas.microsoft.com/office/word/2016/wordml/cid" xmlns:w16="http://schemas.microsoft.com/office/word/2018/wordml" xmlns:w16du="http://schemas.microsoft.com/office/word/2023/wordml/word16du" xmlns:w16sdtdh="http://schemas.microsoft.com/office/word/2020/wordml/sdtdatahash" xmlns:w16sdtfl="http://schemas.microsoft.com/office/word/2024/wordml/sdtformatlock" xmlns:w16se="http://schemas.microsoft.com/office/word/2015/wordml/symex" xmlns:wpg="http://schemas.microsoft.com/office/word/2010/wordprocessingGroup" xmlns:wpi="http://schemas.microsoft.com/office/word/2010/wordprocessingInk" xmlns:wne="http://schemas.microsoft.com/office/word/2006/wordml" xmlns:wps="http://schemas.microsoft.com/office/word/2010/wordprocessingShape" mc:Ignorable="w14 w15 w16se w16cid w16 w16cex w16sdtdh w16sdtfl w16du wp14">
   <w:footnote w:type="separator" w:id="-1">
     <w:p>
       <w:pPr>
@@ -705,7 +815,7 @@
 </file>
 
 <file path=word/header1.xml><?xml version="1.0" encoding="utf-8"?>
-<w:hdr xmlns:wpc="http://schemas.microsoft.com/office/word/2010/wordprocessingCanvas" xmlns:cx="http://schemas.microsoft.com/office/drawing/2014/chartex" xmlns:cx1="http://schemas.microsoft.com/office/drawing/2015/9/8/chartex" xmlns:cx2="http://schemas.microsoft.com/office/drawing/2015/10/21/chartex" xmlns:cx3="http://schemas.microsoft.com/office/drawing/2016/5/9/chartex" xmlns:cx4="http://schemas.microsoft.com/office/drawing/2016/5/10/chartex" xmlns:cx5="http://schemas.microsoft.com/office/drawing/2016/5/11/chartex" xmlns:cx6="http://schemas.microsoft.com/office/drawing/2016/5/12/chartex" xmlns:cx7="http://schemas.microsoft.com/office/drawing/2016/5/13/chartex" xmlns:cx8="http://schemas.microsoft.com/office/drawing/2016/5/14/chartex" xmlns:mc="http://schemas.openxmlformats.org/markup-compatibility/2006" xmlns:aink="http://schemas.microsoft.com/office/drawing/2016/ink" xmlns:am3d="http://schemas.microsoft.com/office/drawing/2017/model3d" xmlns:o="urn:schemas-microsoft-com:office:office" xmlns:oel="http://schemas.microsoft.com/office/2019/extlst" xmlns:r="http://schemas.openxmlformats.org/officeDocument/2006/relationships" xmlns:m="http://schemas.openxmlformats.org/officeDocument/2006/math" xmlns:v="urn:schemas-microsoft-com:vml" xmlns:wp14="http://schemas.microsoft.com/office/word/2010/wordprocessingDrawing" xmlns:wp="http://schemas.openxmlformats.org/drawingml/2006/wordprocessingDrawing" xmlns:w10="urn:schemas-microsoft-com:office:word" xmlns:w="http://schemas.openxmlformats.org/wordprocessingml/2006/main" xmlns:w14="http://schemas.microsoft.com/office/word/2010/wordml" xmlns:w15="http://schemas.microsoft.com/office/word/2012/wordml" xmlns:w16cex="http://schemas.microsoft.com/office/word/2018/wordml/cex" xmlns:w16cid="http://schemas.microsoft.com/office/word/2016/wordml/cid" xmlns:w16="http://schemas.microsoft.com/office/word/2018/wordml" xmlns:w16sdtdh="http://schemas.microsoft.com/office/word/2020/wordml/sdtdatahash" xmlns:w16se="http://schemas.microsoft.com/office/word/2015/wordml/symex" xmlns:wpg="http://schemas.microsoft.com/office/word/2010/wordprocessingGroup" xmlns:wpi="http://schemas.microsoft.com/office/word/2010/wordprocessingInk" xmlns:wne="http://schemas.microsoft.com/office/word/2006/wordml" xmlns:wps="http://schemas.microsoft.com/office/word/2010/wordprocessingShape" mc:Ignorable="w14 w15 w16se w16cid w16 w16cex w16sdtdh wp14">
+<w:hdr xmlns:wpc="http://schemas.microsoft.com/office/word/2010/wordprocessingCanvas" xmlns:cx="http://schemas.microsoft.com/office/drawing/2014/chartex" xmlns:cx1="http://schemas.microsoft.com/office/drawing/2015/9/8/chartex" xmlns:cx2="http://schemas.microsoft.com/office/drawing/2015/10/21/chartex" xmlns:cx3="http://schemas.microsoft.com/office/drawing/2016/5/9/chartex" xmlns:cx4="http://schemas.microsoft.com/office/drawing/2016/5/10/chartex" xmlns:cx5="http://schemas.microsoft.com/office/drawing/2016/5/11/chartex" xmlns:cx6="http://schemas.microsoft.com/office/drawing/2016/5/12/chartex" xmlns:cx7="http://schemas.microsoft.com/office/drawing/2016/5/13/chartex" xmlns:cx8="http://schemas.microsoft.com/office/drawing/2016/5/14/chartex" xmlns:mc="http://schemas.openxmlformats.org/markup-compatibility/2006" xmlns:aink="http://schemas.microsoft.com/office/drawing/2016/ink" xmlns:am3d="http://schemas.microsoft.com/office/drawing/2017/model3d" xmlns:o="urn:schemas-microsoft-com:office:office" xmlns:oel="http://schemas.microsoft.com/office/2019/extlst" xmlns:r="http://schemas.openxmlformats.org/officeDocument/2006/relationships" xmlns:m="http://schemas.openxmlformats.org/officeDocument/2006/math" xmlns:v="urn:schemas-microsoft-com:vml" xmlns:wp14="http://schemas.microsoft.com/office/word/2010/wordprocessingDrawing" xmlns:wp="http://schemas.openxmlformats.org/drawingml/2006/wordprocessingDrawing" xmlns:w10="urn:schemas-microsoft-com:office:word" xmlns:w="http://schemas.openxmlformats.org/wordprocessingml/2006/main" xmlns:w14="http://schemas.microsoft.com/office/word/2010/wordml" xmlns:w15="http://schemas.microsoft.com/office/word/2012/wordml" xmlns:w16cex="http://schemas.microsoft.com/office/word/2018/wordml/cex" xmlns:w16cid="http://schemas.microsoft.com/office/word/2016/wordml/cid" xmlns:w16="http://schemas.microsoft.com/office/word/2018/wordml" xmlns:w16du="http://schemas.microsoft.com/office/word/2023/wordml/word16du" xmlns:w16sdtdh="http://schemas.microsoft.com/office/word/2020/wordml/sdtdatahash" xmlns:w16sdtfl="http://schemas.microsoft.com/office/word/2024/wordml/sdtformatlock" xmlns:w16se="http://schemas.microsoft.com/office/word/2015/wordml/symex" xmlns:wpg="http://schemas.microsoft.com/office/word/2010/wordprocessingGroup" xmlns:wpi="http://schemas.microsoft.com/office/word/2010/wordprocessingInk" xmlns:wne="http://schemas.microsoft.com/office/word/2006/wordml" xmlns:wps="http://schemas.microsoft.com/office/word/2010/wordprocessingShape" mc:Ignorable="w14 w15 w16se w16cid w16 w16cex w16sdtdh w16sdtfl w16du wp14">
   <w:p>
     <w:pPr>
       <w:pStyle w:val="Header"/>
@@ -715,7 +825,7 @@
 </file>
 
 <file path=word/header2.xml><?xml version="1.0" encoding="utf-8"?>
-<w:hdr xmlns:wpc="http://schemas.microsoft.com/office/word/2010/wordprocessingCanvas" xmlns:cx="http://schemas.microsoft.com/office/drawing/2014/chartex" xmlns:cx1="http://schemas.microsoft.com/office/drawing/2015/9/8/chartex" xmlns:cx2="http://schemas.microsoft.com/office/drawing/2015/10/21/chartex" xmlns:cx3="http://schemas.microsoft.com/office/drawing/2016/5/9/chartex" xmlns:cx4="http://schemas.microsoft.com/office/drawing/2016/5/10/chartex" xmlns:cx5="http://schemas.microsoft.com/office/drawing/2016/5/11/chartex" xmlns:cx6="http://schemas.microsoft.com/office/drawing/2016/5/12/chartex" xmlns:cx7="http://schemas.microsoft.com/office/drawing/2016/5/13/chartex" xmlns:cx8="http://schemas.microsoft.com/office/drawing/2016/5/14/chartex" xmlns:mc="http://schemas.openxmlformats.org/markup-compatibility/2006" xmlns:aink="http://schemas.microsoft.com/office/drawing/2016/ink" xmlns:am3d="http://schemas.microsoft.com/office/drawing/2017/model3d" xmlns:o="urn:schemas-microsoft-com:office:office" xmlns:oel="http://schemas.microsoft.com/office/2019/extlst" xmlns:r="http://schemas.openxmlformats.org/officeDocument/2006/relationships" xmlns:m="http://schemas.openxmlformats.org/officeDocument/2006/math" xmlns:v="urn:schemas-microsoft-com:vml" xmlns:wp14="http://schemas.microsoft.com/office/word/2010/wordprocessingDrawing" xmlns:wp="http://schemas.openxmlformats.org/drawingml/2006/wordprocessingDrawing" xmlns:w10="urn:schemas-microsoft-com:office:word" xmlns:w="http://schemas.openxmlformats.org/wordprocessingml/2006/main" xmlns:w14="http://schemas.microsoft.com/office/word/2010/wordml" xmlns:w15="http://schemas.microsoft.com/office/word/2012/wordml" xmlns:w16cex="http://schemas.microsoft.com/office/word/2018/wordml/cex" xmlns:w16cid="http://schemas.microsoft.com/office/word/2016/wordml/cid" xmlns:w16="http://schemas.microsoft.com/office/word/2018/wordml" xmlns:w16sdtdh="http://schemas.microsoft.com/office/word/2020/wordml/sdtdatahash" xmlns:w16se="http://schemas.microsoft.com/office/word/2015/wordml/symex" xmlns:wpg="http://schemas.microsoft.com/office/word/2010/wordprocessingGroup" xmlns:wpi="http://schemas.microsoft.com/office/word/2010/wordprocessingInk" xmlns:wne="http://schemas.microsoft.com/office/word/2006/wordml" xmlns:wps="http://schemas.microsoft.com/office/word/2010/wordprocessingShape" mc:Ignorable="w14 w15 w16se w16cid w16 w16cex w16sdtdh wp14">
+<w:hdr xmlns:wpc="http://schemas.microsoft.com/office/word/2010/wordprocessingCanvas" xmlns:cx="http://schemas.microsoft.com/office/drawing/2014/chartex" xmlns:cx1="http://schemas.microsoft.com/office/drawing/2015/9/8/chartex" xmlns:cx2="http://schemas.microsoft.com/office/drawing/2015/10/21/chartex" xmlns:cx3="http://schemas.microsoft.com/office/drawing/2016/5/9/chartex" xmlns:cx4="http://schemas.microsoft.com/office/drawing/2016/5/10/chartex" xmlns:cx5="http://schemas.microsoft.com/office/drawing/2016/5/11/chartex" xmlns:cx6="http://schemas.microsoft.com/office/drawing/2016/5/12/chartex" xmlns:cx7="http://schemas.microsoft.com/office/drawing/2016/5/13/chartex" xmlns:cx8="http://schemas.microsoft.com/office/drawing/2016/5/14/chartex" xmlns:mc="http://schemas.openxmlformats.org/markup-compatibility/2006" xmlns:aink="http://schemas.microsoft.com/office/drawing/2016/ink" xmlns:am3d="http://schemas.microsoft.com/office/drawing/2017/model3d" xmlns:o="urn:schemas-microsoft-com:office:office" xmlns:oel="http://schemas.microsoft.com/office/2019/extlst" xmlns:r="http://schemas.openxmlformats.org/officeDocument/2006/relationships" xmlns:m="http://schemas.openxmlformats.org/officeDocument/2006/math" xmlns:v="urn:schemas-microsoft-com:vml" xmlns:wp14="http://schemas.microsoft.com/office/word/2010/wordprocessingDrawing" xmlns:wp="http://schemas.openxmlformats.org/drawingml/2006/wordprocessingDrawing" xmlns:w10="urn:schemas-microsoft-com:office:word" xmlns:w="http://schemas.openxmlformats.org/wordprocessingml/2006/main" xmlns:w14="http://schemas.microsoft.com/office/word/2010/wordml" xmlns:w15="http://schemas.microsoft.com/office/word/2012/wordml" xmlns:w16cex="http://schemas.microsoft.com/office/word/2018/wordml/cex" xmlns:w16cid="http://schemas.microsoft.com/office/word/2016/wordml/cid" xmlns:w16="http://schemas.microsoft.com/office/word/2018/wordml" xmlns:w16du="http://schemas.microsoft.com/office/word/2023/wordml/word16du" xmlns:w16sdtdh="http://schemas.microsoft.com/office/word/2020/wordml/sdtdatahash" xmlns:w16sdtfl="http://schemas.microsoft.com/office/word/2024/wordml/sdtformatlock" xmlns:w16se="http://schemas.microsoft.com/office/word/2015/wordml/symex" xmlns:wpg="http://schemas.microsoft.com/office/word/2010/wordprocessingGroup" xmlns:wpi="http://schemas.microsoft.com/office/word/2010/wordprocessingInk" xmlns:wne="http://schemas.microsoft.com/office/word/2006/wordml" xmlns:wps="http://schemas.microsoft.com/office/word/2010/wordprocessingShape" mc:Ignorable="w14 w15 w16se w16cid w16 w16cex w16sdtdh w16sdtfl w16du wp14">
   <w:p>
     <w:pPr>
       <w:pStyle w:val="Header"/>
@@ -726,7 +836,7 @@
 </file>
 
 <file path=word/header3.xml><?xml version="1.0" encoding="utf-8"?>
-<w:hdr xmlns:wpc="http://schemas.microsoft.com/office/word/2010/wordprocessingCanvas" xmlns:cx="http://schemas.microsoft.com/office/drawing/2014/chartex" xmlns:cx1="http://schemas.microsoft.com/office/drawing/2015/9/8/chartex" xmlns:cx2="http://schemas.microsoft.com/office/drawing/2015/10/21/chartex" xmlns:cx3="http://schemas.microsoft.com/office/drawing/2016/5/9/chartex" xmlns:cx4="http://schemas.microsoft.com/office/drawing/2016/5/10/chartex" xmlns:cx5="http://schemas.microsoft.com/office/drawing/2016/5/11/chartex" xmlns:cx6="http://schemas.microsoft.com/office/drawing/2016/5/12/chartex" xmlns:cx7="http://schemas.microsoft.com/office/drawing/2016/5/13/chartex" xmlns:cx8="http://schemas.microsoft.com/office/drawing/2016/5/14/chartex" xmlns:mc="http://schemas.openxmlformats.org/markup-compatibility/2006" xmlns:aink="http://schemas.microsoft.com/office/drawing/2016/ink" xmlns:am3d="http://schemas.microsoft.com/office/drawing/2017/model3d" xmlns:o="urn:schemas-microsoft-com:office:office" xmlns:oel="http://schemas.microsoft.com/office/2019/extlst" xmlns:r="http://schemas.openxmlformats.org/officeDocument/2006/relationships" xmlns:m="http://schemas.openxmlformats.org/officeDocument/2006/math" xmlns:v="urn:schemas-microsoft-com:vml" xmlns:wp14="http://schemas.microsoft.com/office/word/2010/wordprocessingDrawing" xmlns:wp="http://schemas.openxmlformats.org/drawingml/2006/wordprocessingDrawing" xmlns:w10="urn:schemas-microsoft-com:office:word" xmlns:w="http://schemas.openxmlformats.org/wordprocessingml/2006/main" xmlns:w14="http://schemas.microsoft.com/office/word/2010/wordml" xmlns:w15="http://schemas.microsoft.com/office/word/2012/wordml" xmlns:w16cex="http://schemas.microsoft.com/office/word/2018/wordml/cex" xmlns:w16cid="http://schemas.microsoft.com/office/word/2016/wordml/cid" xmlns:w16="http://schemas.microsoft.com/office/word/2018/wordml" xmlns:w16sdtdh="http://schemas.microsoft.com/office/word/2020/wordml/sdtdatahash" xmlns:w16se="http://schemas.microsoft.com/office/word/2015/wordml/symex" xmlns:wpg="http://schemas.microsoft.com/office/word/2010/wordprocessingGroup" xmlns:wpi="http://schemas.microsoft.com/office/word/2010/wordprocessingInk" xmlns:wne="http://schemas.microsoft.com/office/word/2006/wordml" xmlns:wps="http://schemas.microsoft.com/office/word/2010/wordprocessingShape" mc:Ignorable="w14 w15 w16se w16cid w16 w16cex w16sdtdh wp14">
+<w:hdr xmlns:wpc="http://schemas.microsoft.com/office/word/2010/wordprocessingCanvas" xmlns:cx="http://schemas.microsoft.com/office/drawing/2014/chartex" xmlns:cx1="http://schemas.microsoft.com/office/drawing/2015/9/8/chartex" xmlns:cx2="http://schemas.microsoft.com/office/drawing/2015/10/21/chartex" xmlns:cx3="http://schemas.microsoft.com/office/drawing/2016/5/9/chartex" xmlns:cx4="http://schemas.microsoft.com/office/drawing/2016/5/10/chartex" xmlns:cx5="http://schemas.microsoft.com/office/drawing/2016/5/11/chartex" xmlns:cx6="http://schemas.microsoft.com/office/drawing/2016/5/12/chartex" xmlns:cx7="http://schemas.microsoft.com/office/drawing/2016/5/13/chartex" xmlns:cx8="http://schemas.microsoft.com/office/drawing/2016/5/14/chartex" xmlns:mc="http://schemas.openxmlformats.org/markup-compatibility/2006" xmlns:aink="http://schemas.microsoft.com/office/drawing/2016/ink" xmlns:am3d="http://schemas.microsoft.com/office/drawing/2017/model3d" xmlns:o="urn:schemas-microsoft-com:office:office" xmlns:oel="http://schemas.microsoft.com/office/2019/extlst" xmlns:r="http://schemas.openxmlformats.org/officeDocument/2006/relationships" xmlns:m="http://schemas.openxmlformats.org/officeDocument/2006/math" xmlns:v="urn:schemas-microsoft-com:vml" xmlns:wp14="http://schemas.microsoft.com/office/word/2010/wordprocessingDrawing" xmlns:wp="http://schemas.openxmlformats.org/drawingml/2006/wordprocessingDrawing" xmlns:w10="urn:schemas-microsoft-com:office:word" xmlns:w="http://schemas.openxmlformats.org/wordprocessingml/2006/main" xmlns:w14="http://schemas.microsoft.com/office/word/2010/wordml" xmlns:w15="http://schemas.microsoft.com/office/word/2012/wordml" xmlns:w16cex="http://schemas.microsoft.com/office/word/2018/wordml/cex" xmlns:w16cid="http://schemas.microsoft.com/office/word/2016/wordml/cid" xmlns:w16="http://schemas.microsoft.com/office/word/2018/wordml" xmlns:w16du="http://schemas.microsoft.com/office/word/2023/wordml/word16du" xmlns:w16sdtdh="http://schemas.microsoft.com/office/word/2020/wordml/sdtdatahash" xmlns:w16sdtfl="http://schemas.microsoft.com/office/word/2024/wordml/sdtformatlock" xmlns:w16se="http://schemas.microsoft.com/office/word/2015/wordml/symex" xmlns:wpg="http://schemas.microsoft.com/office/word/2010/wordprocessingGroup" xmlns:wpi="http://schemas.microsoft.com/office/word/2010/wordprocessingInk" xmlns:wne="http://schemas.microsoft.com/office/word/2006/wordml" xmlns:wps="http://schemas.microsoft.com/office/word/2010/wordprocessingShape" mc:Ignorable="w14 w15 w16se w16cid w16 w16cex w16sdtdh w16sdtfl w16du wp14">
   <w:p>
     <w:pPr>
       <w:pStyle w:val="Header"/>
@@ -735,7 +845,7 @@
     <w:r>
       <w:tab/>
       <w:tab/>
-      <w:t>2026-06-17</w:t>
+      <w:t>2026-06-18</w:t>
       <w:br/>
       <w:br/>
     </w:r>
@@ -752,7 +862,7 @@
 </file>
 
 <file path=word/numbering.xml><?xml version="1.0" encoding="utf-8"?>
-<w:numbering xmlns:wpc="http://schemas.microsoft.com/office/word/2010/wordprocessingCanvas" xmlns:cx="http://schemas.microsoft.com/office/drawing/2014/chartex" xmlns:cx1="http://schemas.microsoft.com/office/drawing/2015/9/8/chartex" xmlns:cx2="http://schemas.microsoft.com/office/drawing/2015/10/21/chartex" xmlns:cx3="http://schemas.microsoft.com/office/drawing/2016/5/9/chartex" xmlns:cx4="http://schemas.microsoft.com/office/drawing/2016/5/10/chartex" xmlns:cx5="http://schemas.microsoft.com/office/drawing/2016/5/11/chartex" xmlns:cx6="http://schemas.microsoft.com/office/drawing/2016/5/12/chartex" xmlns:cx7="http://schemas.microsoft.com/office/drawing/2016/5/13/chartex" xmlns:cx8="http://schemas.microsoft.com/office/drawing/2016/5/14/chartex" xmlns:mc="http://schemas.openxmlformats.org/markup-compatibility/2006" xmlns:aink="http://schemas.microsoft.com/office/drawing/2016/ink" xmlns:am3d="http://schemas.microsoft.com/office/drawing/2017/model3d" xmlns:o="urn:schemas-microsoft-com:office:office" xmlns:oel="http://schemas.microsoft.com/office/2019/extlst" xmlns:r="http://schemas.openxmlformats.org/officeDocument/2006/relationships" xmlns:m="http://schemas.openxmlformats.org/officeDocument/2006/math" xmlns:v="urn:schemas-microsoft-com:vml" xmlns:wp14="http://schemas.microsoft.com/office/word/2010/wordprocessingDrawing" xmlns:wp="http://schemas.openxmlformats.org/drawingml/2006/wordprocessingDrawing" xmlns:w10="urn:schemas-microsoft-com:office:word" xmlns:w="http://schemas.openxmlformats.org/wordprocessingml/2006/main" xmlns:w14="http://schemas.microsoft.com/office/word/2010/wordml" xmlns:w15="http://schemas.microsoft.com/office/word/2012/wordml" xmlns:w16cex="http://schemas.microsoft.com/office/word/2018/wordml/cex" xmlns:w16cid="http://schemas.microsoft.com/office/word/2016/wordml/cid" xmlns:w16="http://schemas.microsoft.com/office/word/2018/wordml" xmlns:w16sdtdh="http://schemas.microsoft.com/office/word/2020/wordml/sdtdatahash" xmlns:w16se="http://schemas.microsoft.com/office/word/2015/wordml/symex" xmlns:wpg="http://schemas.microsoft.com/office/word/2010/wordprocessingGroup" xmlns:wpi="http://schemas.microsoft.com/office/word/2010/wordprocessingInk" xmlns:wne="http://schemas.microsoft.com/office/word/2006/wordml" xmlns:wps="http://schemas.microsoft.com/office/word/2010/wordprocessingShape" mc:Ignorable="w14 w15 w16se w16cid w16 w16cex w16sdtdh wp14">
+<w:numbering xmlns:wpc="http://schemas.microsoft.com/office/word/2010/wordprocessingCanvas" xmlns:cx="http://schemas.microsoft.com/office/drawing/2014/chartex" xmlns:cx1="http://schemas.microsoft.com/office/drawing/2015/9/8/chartex" xmlns:cx2="http://schemas.microsoft.com/office/drawing/2015/10/21/chartex" xmlns:cx3="http://schemas.microsoft.com/office/drawing/2016/5/9/chartex" xmlns:cx4="http://schemas.microsoft.com/office/drawing/2016/5/10/chartex" xmlns:cx5="http://schemas.microsoft.com/office/drawing/2016/5/11/chartex" xmlns:cx6="http://schemas.microsoft.com/office/drawing/2016/5/12/chartex" xmlns:cx7="http://schemas.microsoft.com/office/drawing/2016/5/13/chartex" xmlns:cx8="http://schemas.microsoft.com/office/drawing/2016/5/14/chartex" xmlns:mc="http://schemas.openxmlformats.org/markup-compatibility/2006" xmlns:aink="http://schemas.microsoft.com/office/drawing/2016/ink" xmlns:am3d="http://schemas.microsoft.com/office/drawing/2017/model3d" xmlns:o="urn:schemas-microsoft-com:office:office" xmlns:oel="http://schemas.microsoft.com/office/2019/extlst" xmlns:r="http://schemas.openxmlformats.org/officeDocument/2006/relationships" xmlns:m="http://schemas.openxmlformats.org/officeDocument/2006/math" xmlns:v="urn:schemas-microsoft-com:vml" xmlns:wp14="http://schemas.microsoft.com/office/word/2010/wordprocessingDrawing" xmlns:wp="http://schemas.openxmlformats.org/drawingml/2006/wordprocessingDrawing" xmlns:w10="urn:schemas-microsoft-com:office:word" xmlns:w="http://schemas.openxmlformats.org/wordprocessingml/2006/main" xmlns:w14="http://schemas.microsoft.com/office/word/2010/wordml" xmlns:w15="http://schemas.microsoft.com/office/word/2012/wordml" xmlns:w16cex="http://schemas.microsoft.com/office/word/2018/wordml/cex" xmlns:w16cid="http://schemas.microsoft.com/office/word/2016/wordml/cid" xmlns:w16="http://schemas.microsoft.com/office/word/2018/wordml" xmlns:w16du="http://schemas.microsoft.com/office/word/2023/wordml/word16du" xmlns:w16sdtdh="http://schemas.microsoft.com/office/word/2020/wordml/sdtdatahash" xmlns:w16sdtfl="http://schemas.microsoft.com/office/word/2024/wordml/sdtformatlock" xmlns:w16se="http://schemas.microsoft.com/office/word/2015/wordml/symex" xmlns:wpg="http://schemas.microsoft.com/office/word/2010/wordprocessingGroup" xmlns:wpi="http://schemas.microsoft.com/office/word/2010/wordprocessingInk" xmlns:wne="http://schemas.microsoft.com/office/word/2006/wordml" xmlns:wps="http://schemas.microsoft.com/office/word/2010/wordprocessingShape" mc:Ignorable="w14 w15 w16se w16cid w16 w16cex w16sdtdh w16sdtfl w16du wp14">
   <w:abstractNum w:abstractNumId="0" w15:restartNumberingAfterBreak="0">
     <w:nsid w:val="FFFFFF7C"/>
     <w:multiLevelType w:val="singleLevel"/>
@@ -955,7 +1065,7 @@
 </file>
 
 <file path=word/styles.xml><?xml version="1.0" encoding="utf-8"?>
-<w:styles xmlns:mc="http://schemas.openxmlformats.org/markup-compatibility/2006" xmlns:r="http://schemas.openxmlformats.org/officeDocument/2006/relationships" xmlns:w="http://schemas.openxmlformats.org/wordprocessingml/2006/main" xmlns:w14="http://schemas.microsoft.com/office/word/2010/wordml" xmlns:w15="http://schemas.microsoft.com/office/word/2012/wordml" xmlns:w16cex="http://schemas.microsoft.com/office/word/2018/wordml/cex" xmlns:w16cid="http://schemas.microsoft.com/office/word/2016/wordml/cid" xmlns:w16="http://schemas.microsoft.com/office/word/2018/wordml" xmlns:w16sdtdh="http://schemas.microsoft.com/office/word/2020/wordml/sdtdatahash" xmlns:w16se="http://schemas.microsoft.com/office/word/2015/wordml/symex" mc:Ignorable="w14 w15 w16se w16cid w16 w16cex w16sdtdh">
+<w:styles xmlns:mc="http://schemas.openxmlformats.org/markup-compatibility/2006" xmlns:r="http://schemas.openxmlformats.org/officeDocument/2006/relationships" xmlns:w="http://schemas.openxmlformats.org/wordprocessingml/2006/main" xmlns:w14="http://schemas.microsoft.com/office/word/2010/wordml" xmlns:w15="http://schemas.microsoft.com/office/word/2012/wordml" xmlns:w16cex="http://schemas.microsoft.com/office/word/2018/wordml/cex" xmlns:w16cid="http://schemas.microsoft.com/office/word/2016/wordml/cid" xmlns:w16="http://schemas.microsoft.com/office/word/2018/wordml" xmlns:w16du="http://schemas.microsoft.com/office/word/2023/wordml/word16du" xmlns:w16sdtdh="http://schemas.microsoft.com/office/word/2020/wordml/sdtdatahash" xmlns:w16sdtfl="http://schemas.microsoft.com/office/word/2024/wordml/sdtformatlock" xmlns:w16se="http://schemas.microsoft.com/office/word/2015/wordml/symex" mc:Ignorable="w14 w15 w16se w16cid w16 w16cex w16sdtdh w16sdtfl w16du">
   <w:docDefaults>
     <w:rPrDefault>
       <w:rPr>
@@ -1713,7 +1823,7 @@
     <w:link w:val="TitleChar"/>
     <w:uiPriority w:val="10"/>
     <w:qFormat/>
-    <w:rsid w:val="007106C8"/>
+    <w:rsid w:val="00E854FA"/>
     <w:pPr>
       <w:spacing w:after="300" w:line="240" w:lineRule="auto"/>
       <w:contextualSpacing/>
@@ -1723,7 +1833,7 @@
       <w:rFonts w:eastAsiaTheme="majorEastAsia" w:cstheme="majorBidi"/>
       <w:spacing w:val="5"/>
       <w:kern w:val="28"/>
-      <w:sz w:val="52"/>
+      <w:sz w:val="40"/>
       <w:szCs w:val="52"/>
       <w:lang w:val="sv-SE" w:eastAsia="en-US" w:bidi="ar-SA"/>
     </w:rPr>
@@ -1733,12 +1843,12 @@
     <w:basedOn w:val="DefaultParagraphFont"/>
     <w:link w:val="Title"/>
     <w:uiPriority w:val="10"/>
-    <w:rsid w:val="007106C8"/>
+    <w:rsid w:val="00E854FA"/>
     <w:rPr>
       <w:rFonts w:ascii="Times New Roman" w:eastAsiaTheme="majorEastAsia" w:hAnsi="Times New Roman" w:cstheme="majorBidi"/>
       <w:spacing w:val="5"/>
       <w:kern w:val="28"/>
-      <w:sz w:val="52"/>
+      <w:sz w:val="40"/>
       <w:szCs w:val="52"/>
       <w:lang w:val="sv-SE" w:eastAsia="en-US" w:bidi="ar-SA"/>
     </w:rPr>

--- a/klagomål/A 14731-2026 FSC-klagomål.docx
+++ b/klagomål/A 14731-2026 FSC-klagomål.docx
@@ -845,7 +845,7 @@
     <w:r>
       <w:tab/>
       <w:tab/>
-      <w:t>2026-06-18</w:t>
+      <w:t>2026-06-19</w:t>
       <w:br/>
       <w:br/>
     </w:r>

--- a/klagomål/A 14731-2026 FSC-klagomål.docx
+++ b/klagomål/A 14731-2026 FSC-klagomål.docx
@@ -845,7 +845,7 @@
     <w:r>
       <w:tab/>
       <w:tab/>
-      <w:t>2026-06-19</w:t>
+      <w:t>2026-06-20</w:t>
       <w:br/>
       <w:br/>
     </w:r>

--- a/klagomål/A 14731-2026 FSC-klagomål.docx
+++ b/klagomål/A 14731-2026 FSC-klagomål.docx
@@ -168,38 +168,7 @@
     </w:p>
     <w:p>
       <w:r>
-        <w:t>Detta dokument behandlar höga naturvärden i avverkningsanmälan A 14731-2026 i Ockelbo kommun som inkom 2026-03-20 och omfattar 1,3 ha.</w:t>
-      </w:r>
-    </w:p>
-    <w:p>
-      <w:r>
-        <w:t>Nedan presenteras fynd av naturvårdsarter och fridlysta arter som gjorts i det avverkningsanmälda området, samt relevanta utdrag ur standarderna för FSC, Chain of Custody, Controlled Wood och PEFC.</w:t>
-      </w:r>
-    </w:p>
-    <w:p>
-      <w:r>
-        <w:t>Vi förväntar oss att ni återkommer med ett skriftligt svar på vårt klagomål och även beskriver vilka korrigerande åtgärder ni satt in för att rätta till identifierade brister i er efterlevnad av den svenska FSC standarden.</w:t>
-      </w:r>
-    </w:p>
-    <w:p>
-      <w:pPr>
-        <w:pStyle w:val="Heading1"/>
-      </w:pPr>
-      <w:r>
-        <w:t>Naturvårdsarter</w:t>
-      </w:r>
-    </w:p>
-    <w:p>
-      <w:r>
-        <w:t>I och inom 25 meter från avverkningsanmälan har följande 9 naturvårdsarter hittats: fjällig taggsvamp s.str. (NT), kandelabersvamp (NT, T), kryddspindling (NT, T), puderspindling (NT), rovspindling (NT), skarp dropptaggsvamp (NT), ullticka (NT, T), kamjordstjärna (S) och blåsippa (T, §9). Av dessa är 7 rödlistade. För rödlistade arter har rödlistekategorin angivits inom parentes. Arter som är signalarter enligt Skogsstyrelsen har markerats med (S). Typiska arter inom Natura 2000 som är kopplade till skogsekosystem har markerats med (T). För fridlysta arter anges även paragrafen i Artskyddsförordningen som arten är fridlyst enligt.</w:t>
-      </w:r>
-    </w:p>
-    <w:p>
-      <w:r>
-        <w:t>De påträffade naturvårdsarterna är ett tydligt kvitto på att det rör sig om en skog med höga naturvärden.</w:t>
-      </w:r>
-      <w:r>
-        <w:t xml:space="preserve"> I Figur 1 visas fyndplatser för naturvårdsarter i området, som finns registrerade på Artportalen.</w:t>
+        <w:t>Detta klagomål behandlar höga naturvärden i avverkningsanmälan A 14731-2026 i Ockelbo kommun som inkom 2026-03-20 och omfattar 1,3 ha.</w:t>
       </w:r>
     </w:p>
     <w:p>
@@ -247,57 +216,35 @@
         <w:spacing w:after="240"/>
       </w:pPr>
       <w:r>
-        <w:t>Figur 1. Fyndplatser för naturvårdsarter i och inom 25 meter från avverkningsanmälan (röd linje). Markörer utan svart kant är placerade på fyndplatsen. Markörer med svart kant är placerade vid sidan av fyndplatsen och har ett svart streck som visar fyndplatsens exakta position. Kartans mittpunktskoordinat är N 6739945, E 590203 i SWEREF 99 TM.</w:t>
+        <w:t>Figur 1. Fyndplatser för naturvårdsarter i och inom 25 meter från avverkningsanmälan. Markörer utan svart kant är placerade på fyndplatsen. Markörer med svart kant är placerade vid sidan av fyndplatsen har ett svart streck som visar fyndplatsens exakta position. Kartans mittpunktskoordinat är N 6739945, E 590203 i SWEREF 99 TM.</w:t>
+      </w:r>
+    </w:p>
+    <w:p>
+      <w:r>
+        <w:t>I och inom 25 meter från avverkningsanmälan finns fynd av 9 naturvårdsarter, varav 7 är rödlistade, 1 är fridlyst, 4 är typiska (T) och 1 är signalart (S): fjällig taggsvamp s.str. (NT), kandelabersvamp (NT, T), kryddspindling (NT, T), puderspindling (NT), rovspindling (NT), skarp dropptaggsvamp (NT), ullticka (NT, T), kamjordstjärna (S) och blåsippa (T, §9). Se Figur 1.</w:t>
+      </w:r>
+    </w:p>
+    <w:p>
+      <w:r>
+        <w:t>Nedan presenteras relevanta utdrag ur standarderna för FSC, Chain of Custody, Controlled Wood och PEFC.</w:t>
+      </w:r>
+    </w:p>
+    <w:p>
+      <w:r>
+        <w:t>Vi förväntar oss att ni återkommer med ett skriftligt svar på vårt klagomål och även beskriver vilka korrigerande åtgärder ni satt in för att rätta till identifierade brister i er efterlevnad av den svenska FSC standarden.</w:t>
       </w:r>
     </w:p>
     <w:p>
       <w:pPr>
-        <w:pStyle w:val="Heading2"/>
+        <w:pStyle w:val="Heading1"/>
       </w:pPr>
       <w:r>
-        <w:t>Fridlysta arter</w:t>
+        <w:t>Naturvårdsarter och fridlysta arter</w:t>
       </w:r>
     </w:p>
     <w:p>
       <w:r>
-        <w:t>Följande fridlysta arter har sina livsmiljöer och växtplatser i den avverkningsanmälda skogen: blåsippa (T, §9).</w:t>
-      </w:r>
-    </w:p>
-    <w:p>
-      <w:r>
-        <w:rPr>
-          <w:b/>
-        </w:rPr>
-        <w:t>Blåsippa (§9)</w:t>
-      </w:r>
-      <w:r>
-        <w:t xml:space="preserve"> är typisk art för </w:t>
-      </w:r>
-      <w:r>
-        <w:rPr>
-          <w:i/>
-        </w:rPr>
-        <w:t>9050 Näringsrik granskog, 9020 Nordlig ädellövskog</w:t>
-      </w:r>
-      <w:r>
-        <w:t xml:space="preserve"> och </w:t>
-      </w:r>
-      <w:r>
-        <w:rPr>
-          <w:i/>
-        </w:rPr>
-        <w:t>8240 Karsthällmarker</w:t>
-      </w:r>
-      <w:r>
-        <w:t xml:space="preserve"> (SLU Artdatabanken, 2025).</w:t>
-      </w:r>
-    </w:p>
-    <w:p>
-      <w:pPr>
-        <w:pStyle w:val="Heading2"/>
-      </w:pPr>
-      <w:r>
-        <w:t>Övriga naturvårdsarter</w:t>
+        <w:t>Nedan följer beskrivningar av de naturvårdsarter och fridlysta arter som har sina livsmiljöer och växtplatser i den avverkningsanmälda skogen. De påträffade naturvårdsarterna är ett tydligt kvitto på att det rör sig om en skog med höga naturvärden.</w:t>
       </w:r>
     </w:p>
     <w:p>
@@ -438,6 +385,35 @@
       </w:r>
       <w:r>
         <w:t xml:space="preserve"> (SLU Artdatabanken, 2026; Nitare &amp; Skogsstyrelsen, 2019; Miettinen &amp; Niemelä, 2018).</w:t>
+      </w:r>
+    </w:p>
+    <w:p>
+      <w:r>
+        <w:rPr>
+          <w:b/>
+        </w:rPr>
+        <w:t>Blåsippa (§9)</w:t>
+      </w:r>
+      <w:r>
+        <w:t xml:space="preserve"> är typisk art för </w:t>
+      </w:r>
+      <w:r>
+        <w:rPr>
+          <w:i/>
+        </w:rPr>
+        <w:t>9050 Näringsrik granskog, 9020 Nordlig ädellövskog</w:t>
+      </w:r>
+      <w:r>
+        <w:t xml:space="preserve"> och </w:t>
+      </w:r>
+      <w:r>
+        <w:rPr>
+          <w:i/>
+        </w:rPr>
+        <w:t>8240 Karsthällmarker</w:t>
+      </w:r>
+      <w:r>
+        <w:t xml:space="preserve"> (SLU Artdatabanken, 2025).</w:t>
       </w:r>
     </w:p>
     <w:p>
@@ -845,7 +821,7 @@
     <w:r>
       <w:tab/>
       <w:tab/>
-      <w:t>2026-06-20</w:t>
+      <w:t>2026-06-21</w:t>
       <w:br/>
       <w:br/>
     </w:r>

--- a/klagomål/A 14731-2026 FSC-klagomål.docx
+++ b/klagomål/A 14731-2026 FSC-klagomål.docx
@@ -821,7 +821,7 @@
     <w:r>
       <w:tab/>
       <w:tab/>
-      <w:t>2026-06-21</w:t>
+      <w:t>2026-06-22</w:t>
       <w:br/>
       <w:br/>
     </w:r>

--- a/klagomål/A 14731-2026 FSC-klagomål.docx
+++ b/klagomål/A 14731-2026 FSC-klagomål.docx
@@ -821,7 +821,7 @@
     <w:r>
       <w:tab/>
       <w:tab/>
-      <w:t>2026-06-22</w:t>
+      <w:t>2026-06-23</w:t>
       <w:br/>
       <w:br/>
     </w:r>

--- a/klagomål/A 14731-2026 FSC-klagomål.docx
+++ b/klagomål/A 14731-2026 FSC-klagomål.docx
@@ -821,7 +821,7 @@
     <w:r>
       <w:tab/>
       <w:tab/>
-      <w:t>2026-06-23</w:t>
+      <w:t>2026-06-24</w:t>
       <w:br/>
       <w:br/>
     </w:r>

--- a/klagomål/A 14731-2026 FSC-klagomål.docx
+++ b/klagomål/A 14731-2026 FSC-klagomål.docx
@@ -821,7 +821,7 @@
     <w:r>
       <w:tab/>
       <w:tab/>
-      <w:t>2026-06-24</w:t>
+      <w:t>2026-06-25</w:t>
       <w:br/>
       <w:br/>
     </w:r>

--- a/klagomål/A 14731-2026 FSC-klagomål.docx
+++ b/klagomål/A 14731-2026 FSC-klagomål.docx
@@ -821,7 +821,7 @@
     <w:r>
       <w:tab/>
       <w:tab/>
-      <w:t>2026-06-25</w:t>
+      <w:t>2026-06-26</w:t>
       <w:br/>
       <w:br/>
     </w:r>

--- a/klagomål/A 14731-2026 FSC-klagomål.docx
+++ b/klagomål/A 14731-2026 FSC-klagomål.docx
@@ -821,7 +821,7 @@
     <w:r>
       <w:tab/>
       <w:tab/>
-      <w:t>2026-06-26</w:t>
+      <w:t>2026-06-27</w:t>
       <w:br/>
       <w:br/>
     </w:r>

--- a/klagomål/A 14731-2026 FSC-klagomål.docx
+++ b/klagomål/A 14731-2026 FSC-klagomål.docx
@@ -821,7 +821,7 @@
     <w:r>
       <w:tab/>
       <w:tab/>
-      <w:t>2026-06-27</w:t>
+      <w:t>2026-06-28</w:t>
       <w:br/>
       <w:br/>
     </w:r>

--- a/klagomål/A 14731-2026 FSC-klagomål.docx
+++ b/klagomål/A 14731-2026 FSC-klagomål.docx
@@ -821,7 +821,7 @@
     <w:r>
       <w:tab/>
       <w:tab/>
-      <w:t>2026-06-28</w:t>
+      <w:t>2026-06-29</w:t>
       <w:br/>
       <w:br/>
     </w:r>

--- a/klagomål/A 14731-2026 FSC-klagomål.docx
+++ b/klagomål/A 14731-2026 FSC-klagomål.docx
@@ -821,7 +821,7 @@
     <w:r>
       <w:tab/>
       <w:tab/>
-      <w:t>2026-06-29</w:t>
+      <w:t>2026-06-30</w:t>
       <w:br/>
       <w:br/>
     </w:r>

--- a/klagomål/A 14731-2026 FSC-klagomål.docx
+++ b/klagomål/A 14731-2026 FSC-klagomål.docx
@@ -821,7 +821,7 @@
     <w:r>
       <w:tab/>
       <w:tab/>
-      <w:t>2026-06-30</w:t>
+      <w:t>2026-07-01</w:t>
       <w:br/>
       <w:br/>
     </w:r>
